--- a/ТЗ_помощник совместных покупок.docx
+++ b/ТЗ_помощник совместных покупок.docx
@@ -581,7 +581,6 @@
           <w:lang w:eastAsia="ru-RU"/>
           <w14:ligatures w14:val="none"/>
         </w:rPr>
-        <w:lastRenderedPageBreak/>
         <w:t>202</w:t>
       </w:r>
       <w:r>
@@ -629,8 +628,11 @@
       </w:sdtPr>
       <w:sdtEndPr>
         <w:rPr>
+          <w:rFonts w:ascii="Times New Roman" w:hAnsi="Times New Roman" w:cs="Times New Roman"/>
           <w:b/>
           <w:bCs/>
+          <w:sz w:val="28"/>
+          <w:szCs w:val="28"/>
         </w:rPr>
       </w:sdtEndPr>
       <w:sdtContent>
@@ -655,14 +657,16 @@
             <w:pStyle w:val="23"/>
             <w:tabs>
               <w:tab w:val="left" w:pos="720"/>
-              <w:tab w:val="right" w:leader="dot" w:pos="9345"/>
+              <w:tab w:val="right" w:leader="dot" w:pos="9344"/>
             </w:tabs>
-            <w:spacing w:line="360" w:lineRule="auto"/>
+            <w:spacing w:after="0" w:line="360" w:lineRule="auto"/>
+            <w:jc w:val="both"/>
             <w:rPr>
-              <w:rFonts w:ascii="Times New Roman" w:hAnsi="Times New Roman" w:cs="Times New Roman"/>
+              <w:rFonts w:ascii="Times New Roman" w:eastAsiaTheme="minorEastAsia" w:hAnsi="Times New Roman" w:cs="Times New Roman"/>
               <w:noProof/>
               <w:sz w:val="28"/>
               <w:szCs w:val="28"/>
+              <w:lang w:eastAsia="ru-RU"/>
             </w:rPr>
           </w:pPr>
           <w:r>
@@ -689,13 +693,14 @@
             </w:rPr>
             <w:fldChar w:fldCharType="separate"/>
           </w:r>
-          <w:hyperlink w:anchor="_Toc229760540" w:history="1">
+          <w:hyperlink w:anchor="_Toc229839515" w:history="1">
             <w:r>
               <w:rPr>
                 <w:rStyle w:val="ad"/>
                 <w:rFonts w:ascii="Times New Roman" w:hAnsi="Times New Roman" w:cs="Times New Roman"/>
-                <w:noProof/>
-                <w:color w:val="auto"/>
+                <w:b/>
+                <w:bCs/>
+                <w:noProof/>
                 <w:sz w:val="28"/>
                 <w:szCs w:val="28"/>
               </w:rPr>
@@ -703,10 +708,11 @@
             </w:r>
             <w:r>
               <w:rPr>
-                <w:rFonts w:ascii="Times New Roman" w:hAnsi="Times New Roman" w:cs="Times New Roman"/>
-                <w:noProof/>
-                <w:sz w:val="28"/>
-                <w:szCs w:val="28"/>
+                <w:rFonts w:ascii="Times New Roman" w:eastAsiaTheme="minorEastAsia" w:hAnsi="Times New Roman" w:cs="Times New Roman"/>
+                <w:noProof/>
+                <w:sz w:val="28"/>
+                <w:szCs w:val="28"/>
+                <w:lang w:eastAsia="ru-RU"/>
               </w:rPr>
               <w:tab/>
             </w:r>
@@ -714,8 +720,9 @@
               <w:rPr>
                 <w:rStyle w:val="ad"/>
                 <w:rFonts w:ascii="Times New Roman" w:hAnsi="Times New Roman" w:cs="Times New Roman"/>
-                <w:noProof/>
-                <w:color w:val="auto"/>
+                <w:b/>
+                <w:bCs/>
+                <w:noProof/>
                 <w:sz w:val="28"/>
                 <w:szCs w:val="28"/>
               </w:rPr>
@@ -749,7 +756,7 @@
                 <w:sz w:val="28"/>
                 <w:szCs w:val="28"/>
               </w:rPr>
-              <w:instrText xml:space="preserve"> PAGEREF _Toc229760540 \h </w:instrText>
+              <w:instrText xml:space="preserve"> PAGEREF _Toc229839515 \h </w:instrText>
             </w:r>
             <w:r>
               <w:rPr>
@@ -778,7 +785,7 @@
                 <w:sz w:val="28"/>
                 <w:szCs w:val="28"/>
               </w:rPr>
-              <w:t>2</w:t>
+              <w:t>3</w:t>
             </w:r>
             <w:r>
               <w:rPr>
@@ -797,23 +804,26 @@
             <w:pStyle w:val="23"/>
             <w:tabs>
               <w:tab w:val="left" w:pos="720"/>
-              <w:tab w:val="right" w:leader="dot" w:pos="9345"/>
+              <w:tab w:val="right" w:leader="dot" w:pos="9344"/>
             </w:tabs>
-            <w:spacing w:line="360" w:lineRule="auto"/>
+            <w:spacing w:after="0" w:line="360" w:lineRule="auto"/>
+            <w:jc w:val="both"/>
             <w:rPr>
-              <w:rFonts w:ascii="Times New Roman" w:hAnsi="Times New Roman" w:cs="Times New Roman"/>
+              <w:rFonts w:ascii="Times New Roman" w:eastAsiaTheme="minorEastAsia" w:hAnsi="Times New Roman" w:cs="Times New Roman"/>
               <w:noProof/>
               <w:sz w:val="28"/>
               <w:szCs w:val="28"/>
+              <w:lang w:eastAsia="ru-RU"/>
             </w:rPr>
           </w:pPr>
-          <w:hyperlink w:anchor="_Toc229760541" w:history="1">
+          <w:hyperlink w:anchor="_Toc229839516" w:history="1">
             <w:r>
               <w:rPr>
                 <w:rStyle w:val="ad"/>
                 <w:rFonts w:ascii="Times New Roman" w:hAnsi="Times New Roman" w:cs="Times New Roman"/>
-                <w:noProof/>
-                <w:color w:val="auto"/>
+                <w:b/>
+                <w:bCs/>
+                <w:noProof/>
                 <w:sz w:val="28"/>
                 <w:szCs w:val="28"/>
               </w:rPr>
@@ -821,10 +831,11 @@
             </w:r>
             <w:r>
               <w:rPr>
-                <w:rFonts w:ascii="Times New Roman" w:hAnsi="Times New Roman" w:cs="Times New Roman"/>
-                <w:noProof/>
-                <w:sz w:val="28"/>
-                <w:szCs w:val="28"/>
+                <w:rFonts w:ascii="Times New Roman" w:eastAsiaTheme="minorEastAsia" w:hAnsi="Times New Roman" w:cs="Times New Roman"/>
+                <w:noProof/>
+                <w:sz w:val="28"/>
+                <w:szCs w:val="28"/>
+                <w:lang w:eastAsia="ru-RU"/>
               </w:rPr>
               <w:tab/>
             </w:r>
@@ -832,8 +843,9 @@
               <w:rPr>
                 <w:rStyle w:val="ad"/>
                 <w:rFonts w:ascii="Times New Roman" w:hAnsi="Times New Roman" w:cs="Times New Roman"/>
-                <w:noProof/>
-                <w:color w:val="auto"/>
+                <w:b/>
+                <w:bCs/>
+                <w:noProof/>
                 <w:sz w:val="28"/>
                 <w:szCs w:val="28"/>
               </w:rPr>
@@ -867,7 +879,7 @@
                 <w:sz w:val="28"/>
                 <w:szCs w:val="28"/>
               </w:rPr>
-              <w:instrText xml:space="preserve"> PAGEREF _Toc229760541 \h </w:instrText>
+              <w:instrText xml:space="preserve"> PAGEREF _Toc229839516 \h </w:instrText>
             </w:r>
             <w:r>
               <w:rPr>
@@ -896,7 +908,7 @@
                 <w:sz w:val="28"/>
                 <w:szCs w:val="28"/>
               </w:rPr>
-              <w:t>2</w:t>
+              <w:t>3</w:t>
             </w:r>
             <w:r>
               <w:rPr>
@@ -915,23 +927,26 @@
             <w:pStyle w:val="23"/>
             <w:tabs>
               <w:tab w:val="left" w:pos="720"/>
-              <w:tab w:val="right" w:leader="dot" w:pos="9345"/>
+              <w:tab w:val="right" w:leader="dot" w:pos="9344"/>
             </w:tabs>
-            <w:spacing w:line="360" w:lineRule="auto"/>
+            <w:spacing w:after="0" w:line="360" w:lineRule="auto"/>
+            <w:jc w:val="both"/>
             <w:rPr>
-              <w:rFonts w:ascii="Times New Roman" w:hAnsi="Times New Roman" w:cs="Times New Roman"/>
+              <w:rFonts w:ascii="Times New Roman" w:eastAsiaTheme="minorEastAsia" w:hAnsi="Times New Roman" w:cs="Times New Roman"/>
               <w:noProof/>
               <w:sz w:val="28"/>
               <w:szCs w:val="28"/>
+              <w:lang w:eastAsia="ru-RU"/>
             </w:rPr>
           </w:pPr>
-          <w:hyperlink w:anchor="_Toc229760542" w:history="1">
+          <w:hyperlink w:anchor="_Toc229839517" w:history="1">
             <w:r>
               <w:rPr>
                 <w:rStyle w:val="ad"/>
                 <w:rFonts w:ascii="Times New Roman" w:hAnsi="Times New Roman" w:cs="Times New Roman"/>
-                <w:noProof/>
-                <w:color w:val="auto"/>
+                <w:b/>
+                <w:bCs/>
+                <w:noProof/>
                 <w:sz w:val="28"/>
                 <w:szCs w:val="28"/>
               </w:rPr>
@@ -939,10 +954,11 @@
             </w:r>
             <w:r>
               <w:rPr>
-                <w:rFonts w:ascii="Times New Roman" w:hAnsi="Times New Roman" w:cs="Times New Roman"/>
-                <w:noProof/>
-                <w:sz w:val="28"/>
-                <w:szCs w:val="28"/>
+                <w:rFonts w:ascii="Times New Roman" w:eastAsiaTheme="minorEastAsia" w:hAnsi="Times New Roman" w:cs="Times New Roman"/>
+                <w:noProof/>
+                <w:sz w:val="28"/>
+                <w:szCs w:val="28"/>
+                <w:lang w:eastAsia="ru-RU"/>
               </w:rPr>
               <w:tab/>
             </w:r>
@@ -950,8 +966,9 @@
               <w:rPr>
                 <w:rStyle w:val="ad"/>
                 <w:rFonts w:ascii="Times New Roman" w:hAnsi="Times New Roman" w:cs="Times New Roman"/>
-                <w:noProof/>
-                <w:color w:val="auto"/>
+                <w:b/>
+                <w:bCs/>
+                <w:noProof/>
                 <w:sz w:val="28"/>
                 <w:szCs w:val="28"/>
               </w:rPr>
@@ -985,7 +1002,7 @@
                 <w:sz w:val="28"/>
                 <w:szCs w:val="28"/>
               </w:rPr>
-              <w:instrText xml:space="preserve"> PAGEREF _Toc229760542 \h </w:instrText>
+              <w:instrText xml:space="preserve"> PAGEREF _Toc229839517 \h </w:instrText>
             </w:r>
             <w:r>
               <w:rPr>
@@ -1014,7 +1031,7 @@
                 <w:sz w:val="28"/>
                 <w:szCs w:val="28"/>
               </w:rPr>
-              <w:t>2</w:t>
+              <w:t>3</w:t>
             </w:r>
             <w:r>
               <w:rPr>
@@ -1033,23 +1050,26 @@
             <w:pStyle w:val="23"/>
             <w:tabs>
               <w:tab w:val="left" w:pos="720"/>
-              <w:tab w:val="right" w:leader="dot" w:pos="9345"/>
+              <w:tab w:val="right" w:leader="dot" w:pos="9344"/>
             </w:tabs>
-            <w:spacing w:line="360" w:lineRule="auto"/>
+            <w:spacing w:after="0" w:line="360" w:lineRule="auto"/>
+            <w:jc w:val="both"/>
             <w:rPr>
-              <w:rFonts w:ascii="Times New Roman" w:hAnsi="Times New Roman" w:cs="Times New Roman"/>
+              <w:rFonts w:ascii="Times New Roman" w:eastAsiaTheme="minorEastAsia" w:hAnsi="Times New Roman" w:cs="Times New Roman"/>
               <w:noProof/>
               <w:sz w:val="28"/>
               <w:szCs w:val="28"/>
+              <w:lang w:eastAsia="ru-RU"/>
             </w:rPr>
           </w:pPr>
-          <w:hyperlink w:anchor="_Toc229760543" w:history="1">
+          <w:hyperlink w:anchor="_Toc229839518" w:history="1">
             <w:r>
               <w:rPr>
                 <w:rStyle w:val="ad"/>
                 <w:rFonts w:ascii="Times New Roman" w:hAnsi="Times New Roman" w:cs="Times New Roman"/>
-                <w:noProof/>
-                <w:color w:val="auto"/>
+                <w:b/>
+                <w:bCs/>
+                <w:noProof/>
                 <w:sz w:val="28"/>
                 <w:szCs w:val="28"/>
               </w:rPr>
@@ -1057,10 +1077,11 @@
             </w:r>
             <w:r>
               <w:rPr>
-                <w:rFonts w:ascii="Times New Roman" w:hAnsi="Times New Roman" w:cs="Times New Roman"/>
-                <w:noProof/>
-                <w:sz w:val="28"/>
-                <w:szCs w:val="28"/>
+                <w:rFonts w:ascii="Times New Roman" w:eastAsiaTheme="minorEastAsia" w:hAnsi="Times New Roman" w:cs="Times New Roman"/>
+                <w:noProof/>
+                <w:sz w:val="28"/>
+                <w:szCs w:val="28"/>
+                <w:lang w:eastAsia="ru-RU"/>
               </w:rPr>
               <w:tab/>
             </w:r>
@@ -1068,8 +1089,9 @@
               <w:rPr>
                 <w:rStyle w:val="ad"/>
                 <w:rFonts w:ascii="Times New Roman" w:hAnsi="Times New Roman" w:cs="Times New Roman"/>
-                <w:noProof/>
-                <w:color w:val="auto"/>
+                <w:b/>
+                <w:bCs/>
+                <w:noProof/>
                 <w:sz w:val="28"/>
                 <w:szCs w:val="28"/>
               </w:rPr>
@@ -1103,7 +1125,7 @@
                 <w:sz w:val="28"/>
                 <w:szCs w:val="28"/>
               </w:rPr>
-              <w:instrText xml:space="preserve"> PAGEREF _Toc229760543 \h </w:instrText>
+              <w:instrText xml:space="preserve"> PAGEREF _Toc229839518 \h </w:instrText>
             </w:r>
             <w:r>
               <w:rPr>
@@ -1132,7 +1154,7 @@
                 <w:sz w:val="28"/>
                 <w:szCs w:val="28"/>
               </w:rPr>
-              <w:t>3</w:t>
+              <w:t>4</w:t>
             </w:r>
             <w:r>
               <w:rPr>
@@ -1151,23 +1173,26 @@
             <w:pStyle w:val="23"/>
             <w:tabs>
               <w:tab w:val="left" w:pos="720"/>
-              <w:tab w:val="right" w:leader="dot" w:pos="9345"/>
+              <w:tab w:val="right" w:leader="dot" w:pos="9344"/>
             </w:tabs>
-            <w:spacing w:line="360" w:lineRule="auto"/>
+            <w:spacing w:after="0" w:line="360" w:lineRule="auto"/>
+            <w:jc w:val="both"/>
             <w:rPr>
-              <w:rFonts w:ascii="Times New Roman" w:hAnsi="Times New Roman" w:cs="Times New Roman"/>
+              <w:rFonts w:ascii="Times New Roman" w:eastAsiaTheme="minorEastAsia" w:hAnsi="Times New Roman" w:cs="Times New Roman"/>
               <w:noProof/>
               <w:sz w:val="28"/>
               <w:szCs w:val="28"/>
+              <w:lang w:eastAsia="ru-RU"/>
             </w:rPr>
           </w:pPr>
-          <w:hyperlink w:anchor="_Toc229760544" w:history="1">
+          <w:hyperlink w:anchor="_Toc229839519" w:history="1">
             <w:r>
               <w:rPr>
                 <w:rStyle w:val="ad"/>
                 <w:rFonts w:ascii="Times New Roman" w:hAnsi="Times New Roman" w:cs="Times New Roman"/>
-                <w:noProof/>
-                <w:color w:val="auto"/>
+                <w:b/>
+                <w:bCs/>
+                <w:noProof/>
                 <w:sz w:val="28"/>
                 <w:szCs w:val="28"/>
               </w:rPr>
@@ -1175,10 +1200,11 @@
             </w:r>
             <w:r>
               <w:rPr>
-                <w:rFonts w:ascii="Times New Roman" w:hAnsi="Times New Roman" w:cs="Times New Roman"/>
-                <w:noProof/>
-                <w:sz w:val="28"/>
-                <w:szCs w:val="28"/>
+                <w:rFonts w:ascii="Times New Roman" w:eastAsiaTheme="minorEastAsia" w:hAnsi="Times New Roman" w:cs="Times New Roman"/>
+                <w:noProof/>
+                <w:sz w:val="28"/>
+                <w:szCs w:val="28"/>
+                <w:lang w:eastAsia="ru-RU"/>
               </w:rPr>
               <w:tab/>
             </w:r>
@@ -1186,8 +1212,9 @@
               <w:rPr>
                 <w:rStyle w:val="ad"/>
                 <w:rFonts w:ascii="Times New Roman" w:hAnsi="Times New Roman" w:cs="Times New Roman"/>
-                <w:noProof/>
-                <w:color w:val="auto"/>
+                <w:b/>
+                <w:bCs/>
+                <w:noProof/>
                 <w:sz w:val="28"/>
                 <w:szCs w:val="28"/>
               </w:rPr>
@@ -1221,7 +1248,7 @@
                 <w:sz w:val="28"/>
                 <w:szCs w:val="28"/>
               </w:rPr>
-              <w:instrText xml:space="preserve"> PAGEREF _Toc229760544 \h </w:instrText>
+              <w:instrText xml:space="preserve"> PAGEREF _Toc229839519 \h </w:instrText>
             </w:r>
             <w:r>
               <w:rPr>
@@ -1250,7 +1277,7 @@
                 <w:sz w:val="28"/>
                 <w:szCs w:val="28"/>
               </w:rPr>
-              <w:t>4</w:t>
+              <w:t>5</w:t>
             </w:r>
             <w:r>
               <w:rPr>
@@ -1269,23 +1296,26 @@
             <w:pStyle w:val="23"/>
             <w:tabs>
               <w:tab w:val="left" w:pos="720"/>
-              <w:tab w:val="right" w:leader="dot" w:pos="9345"/>
+              <w:tab w:val="right" w:leader="dot" w:pos="9344"/>
             </w:tabs>
-            <w:spacing w:line="360" w:lineRule="auto"/>
+            <w:spacing w:after="0" w:line="360" w:lineRule="auto"/>
+            <w:jc w:val="both"/>
             <w:rPr>
-              <w:rFonts w:ascii="Times New Roman" w:hAnsi="Times New Roman" w:cs="Times New Roman"/>
+              <w:rFonts w:ascii="Times New Roman" w:eastAsiaTheme="minorEastAsia" w:hAnsi="Times New Roman" w:cs="Times New Roman"/>
               <w:noProof/>
               <w:sz w:val="28"/>
               <w:szCs w:val="28"/>
+              <w:lang w:eastAsia="ru-RU"/>
             </w:rPr>
           </w:pPr>
-          <w:hyperlink w:anchor="_Toc229760545" w:history="1">
+          <w:hyperlink w:anchor="_Toc229839520" w:history="1">
             <w:r>
               <w:rPr>
                 <w:rStyle w:val="ad"/>
                 <w:rFonts w:ascii="Times New Roman" w:hAnsi="Times New Roman" w:cs="Times New Roman"/>
-                <w:noProof/>
-                <w:color w:val="auto"/>
+                <w:b/>
+                <w:bCs/>
+                <w:noProof/>
                 <w:sz w:val="28"/>
                 <w:szCs w:val="28"/>
               </w:rPr>
@@ -1293,10 +1323,11 @@
             </w:r>
             <w:r>
               <w:rPr>
-                <w:rFonts w:ascii="Times New Roman" w:hAnsi="Times New Roman" w:cs="Times New Roman"/>
-                <w:noProof/>
-                <w:sz w:val="28"/>
-                <w:szCs w:val="28"/>
+                <w:rFonts w:ascii="Times New Roman" w:eastAsiaTheme="minorEastAsia" w:hAnsi="Times New Roman" w:cs="Times New Roman"/>
+                <w:noProof/>
+                <w:sz w:val="28"/>
+                <w:szCs w:val="28"/>
+                <w:lang w:eastAsia="ru-RU"/>
               </w:rPr>
               <w:tab/>
             </w:r>
@@ -1304,8 +1335,9 @@
               <w:rPr>
                 <w:rStyle w:val="ad"/>
                 <w:rFonts w:ascii="Times New Roman" w:hAnsi="Times New Roman" w:cs="Times New Roman"/>
-                <w:noProof/>
-                <w:color w:val="auto"/>
+                <w:b/>
+                <w:bCs/>
+                <w:noProof/>
                 <w:sz w:val="28"/>
                 <w:szCs w:val="28"/>
               </w:rPr>
@@ -1339,7 +1371,7 @@
                 <w:sz w:val="28"/>
                 <w:szCs w:val="28"/>
               </w:rPr>
-              <w:instrText xml:space="preserve"> PAGEREF _Toc229760545 \h </w:instrText>
+              <w:instrText xml:space="preserve"> PAGEREF _Toc229839520 \h </w:instrText>
             </w:r>
             <w:r>
               <w:rPr>
@@ -1368,7 +1400,7 @@
                 <w:sz w:val="28"/>
                 <w:szCs w:val="28"/>
               </w:rPr>
-              <w:t>4</w:t>
+              <w:t>5</w:t>
             </w:r>
             <w:r>
               <w:rPr>
@@ -1387,23 +1419,26 @@
             <w:pStyle w:val="23"/>
             <w:tabs>
               <w:tab w:val="left" w:pos="720"/>
-              <w:tab w:val="right" w:leader="dot" w:pos="9345"/>
+              <w:tab w:val="right" w:leader="dot" w:pos="9344"/>
             </w:tabs>
-            <w:spacing w:line="360" w:lineRule="auto"/>
+            <w:spacing w:after="0" w:line="360" w:lineRule="auto"/>
+            <w:jc w:val="both"/>
             <w:rPr>
-              <w:rFonts w:ascii="Times New Roman" w:hAnsi="Times New Roman" w:cs="Times New Roman"/>
+              <w:rFonts w:ascii="Times New Roman" w:eastAsiaTheme="minorEastAsia" w:hAnsi="Times New Roman" w:cs="Times New Roman"/>
               <w:noProof/>
               <w:sz w:val="28"/>
               <w:szCs w:val="28"/>
+              <w:lang w:eastAsia="ru-RU"/>
             </w:rPr>
           </w:pPr>
-          <w:hyperlink w:anchor="_Toc229760546" w:history="1">
+          <w:hyperlink w:anchor="_Toc229839521" w:history="1">
             <w:r>
               <w:rPr>
                 <w:rStyle w:val="ad"/>
                 <w:rFonts w:ascii="Times New Roman" w:hAnsi="Times New Roman" w:cs="Times New Roman"/>
-                <w:noProof/>
-                <w:color w:val="auto"/>
+                <w:b/>
+                <w:bCs/>
+                <w:noProof/>
                 <w:sz w:val="28"/>
                 <w:szCs w:val="28"/>
               </w:rPr>
@@ -1411,10 +1446,11 @@
             </w:r>
             <w:r>
               <w:rPr>
-                <w:rFonts w:ascii="Times New Roman" w:hAnsi="Times New Roman" w:cs="Times New Roman"/>
-                <w:noProof/>
-                <w:sz w:val="28"/>
-                <w:szCs w:val="28"/>
+                <w:rFonts w:ascii="Times New Roman" w:eastAsiaTheme="minorEastAsia" w:hAnsi="Times New Roman" w:cs="Times New Roman"/>
+                <w:noProof/>
+                <w:sz w:val="28"/>
+                <w:szCs w:val="28"/>
+                <w:lang w:eastAsia="ru-RU"/>
               </w:rPr>
               <w:tab/>
             </w:r>
@@ -1422,8 +1458,9 @@
               <w:rPr>
                 <w:rStyle w:val="ad"/>
                 <w:rFonts w:ascii="Times New Roman" w:hAnsi="Times New Roman" w:cs="Times New Roman"/>
-                <w:noProof/>
-                <w:color w:val="auto"/>
+                <w:b/>
+                <w:bCs/>
+                <w:noProof/>
                 <w:sz w:val="28"/>
                 <w:szCs w:val="28"/>
               </w:rPr>
@@ -1457,7 +1494,7 @@
                 <w:sz w:val="28"/>
                 <w:szCs w:val="28"/>
               </w:rPr>
-              <w:instrText xml:space="preserve"> PAGEREF _Toc229760546 \h </w:instrText>
+              <w:instrText xml:space="preserve"> PAGEREF _Toc229839521 \h </w:instrText>
             </w:r>
             <w:r>
               <w:rPr>
@@ -1486,7 +1523,7 @@
                 <w:sz w:val="28"/>
                 <w:szCs w:val="28"/>
               </w:rPr>
-              <w:t>5</w:t>
+              <w:t>6</w:t>
             </w:r>
             <w:r>
               <w:rPr>
@@ -1505,23 +1542,26 @@
             <w:pStyle w:val="23"/>
             <w:tabs>
               <w:tab w:val="left" w:pos="720"/>
-              <w:tab w:val="right" w:leader="dot" w:pos="9345"/>
+              <w:tab w:val="right" w:leader="dot" w:pos="9344"/>
             </w:tabs>
-            <w:spacing w:line="360" w:lineRule="auto"/>
+            <w:spacing w:after="0" w:line="360" w:lineRule="auto"/>
+            <w:jc w:val="both"/>
             <w:rPr>
-              <w:rFonts w:ascii="Times New Roman" w:hAnsi="Times New Roman" w:cs="Times New Roman"/>
+              <w:rFonts w:ascii="Times New Roman" w:eastAsiaTheme="minorEastAsia" w:hAnsi="Times New Roman" w:cs="Times New Roman"/>
               <w:noProof/>
               <w:sz w:val="28"/>
               <w:szCs w:val="28"/>
+              <w:lang w:eastAsia="ru-RU"/>
             </w:rPr>
           </w:pPr>
-          <w:hyperlink w:anchor="_Toc229760547" w:history="1">
+          <w:hyperlink w:anchor="_Toc229839522" w:history="1">
             <w:r>
               <w:rPr>
                 <w:rStyle w:val="ad"/>
                 <w:rFonts w:ascii="Times New Roman" w:hAnsi="Times New Roman" w:cs="Times New Roman"/>
-                <w:noProof/>
-                <w:color w:val="auto"/>
+                <w:b/>
+                <w:bCs/>
+                <w:noProof/>
                 <w:sz w:val="28"/>
                 <w:szCs w:val="28"/>
               </w:rPr>
@@ -1529,10 +1569,11 @@
             </w:r>
             <w:r>
               <w:rPr>
-                <w:rFonts w:ascii="Times New Roman" w:hAnsi="Times New Roman" w:cs="Times New Roman"/>
-                <w:noProof/>
-                <w:sz w:val="28"/>
-                <w:szCs w:val="28"/>
+                <w:rFonts w:ascii="Times New Roman" w:eastAsiaTheme="minorEastAsia" w:hAnsi="Times New Roman" w:cs="Times New Roman"/>
+                <w:noProof/>
+                <w:sz w:val="28"/>
+                <w:szCs w:val="28"/>
+                <w:lang w:eastAsia="ru-RU"/>
               </w:rPr>
               <w:tab/>
             </w:r>
@@ -1540,8 +1581,9 @@
               <w:rPr>
                 <w:rStyle w:val="ad"/>
                 <w:rFonts w:ascii="Times New Roman" w:hAnsi="Times New Roman" w:cs="Times New Roman"/>
-                <w:noProof/>
-                <w:color w:val="auto"/>
+                <w:b/>
+                <w:bCs/>
+                <w:noProof/>
                 <w:sz w:val="28"/>
                 <w:szCs w:val="28"/>
               </w:rPr>
@@ -1575,7 +1617,7 @@
                 <w:sz w:val="28"/>
                 <w:szCs w:val="28"/>
               </w:rPr>
-              <w:instrText xml:space="preserve"> PAGEREF _Toc229760547 \h </w:instrText>
+              <w:instrText xml:space="preserve"> PAGEREF _Toc229839522 \h </w:instrText>
             </w:r>
             <w:r>
               <w:rPr>
@@ -1604,7 +1646,7 @@
                 <w:sz w:val="28"/>
                 <w:szCs w:val="28"/>
               </w:rPr>
-              <w:t>5</w:t>
+              <w:t>6</w:t>
             </w:r>
             <w:r>
               <w:rPr>
@@ -1623,23 +1665,26 @@
             <w:pStyle w:val="23"/>
             <w:tabs>
               <w:tab w:val="left" w:pos="720"/>
-              <w:tab w:val="right" w:leader="dot" w:pos="9345"/>
+              <w:tab w:val="right" w:leader="dot" w:pos="9344"/>
             </w:tabs>
-            <w:spacing w:line="360" w:lineRule="auto"/>
+            <w:spacing w:after="0" w:line="360" w:lineRule="auto"/>
+            <w:jc w:val="both"/>
             <w:rPr>
-              <w:rFonts w:ascii="Times New Roman" w:hAnsi="Times New Roman" w:cs="Times New Roman"/>
+              <w:rFonts w:ascii="Times New Roman" w:eastAsiaTheme="minorEastAsia" w:hAnsi="Times New Roman" w:cs="Times New Roman"/>
               <w:noProof/>
               <w:sz w:val="28"/>
               <w:szCs w:val="28"/>
+              <w:lang w:eastAsia="ru-RU"/>
             </w:rPr>
           </w:pPr>
-          <w:hyperlink w:anchor="_Toc229760548" w:history="1">
+          <w:hyperlink w:anchor="_Toc229839523" w:history="1">
             <w:r>
               <w:rPr>
                 <w:rStyle w:val="ad"/>
                 <w:rFonts w:ascii="Times New Roman" w:hAnsi="Times New Roman" w:cs="Times New Roman"/>
-                <w:noProof/>
-                <w:color w:val="auto"/>
+                <w:b/>
+                <w:bCs/>
+                <w:noProof/>
                 <w:sz w:val="28"/>
                 <w:szCs w:val="28"/>
               </w:rPr>
@@ -1647,10 +1692,11 @@
             </w:r>
             <w:r>
               <w:rPr>
-                <w:rFonts w:ascii="Times New Roman" w:hAnsi="Times New Roman" w:cs="Times New Roman"/>
-                <w:noProof/>
-                <w:sz w:val="28"/>
-                <w:szCs w:val="28"/>
+                <w:rFonts w:ascii="Times New Roman" w:eastAsiaTheme="minorEastAsia" w:hAnsi="Times New Roman" w:cs="Times New Roman"/>
+                <w:noProof/>
+                <w:sz w:val="28"/>
+                <w:szCs w:val="28"/>
+                <w:lang w:eastAsia="ru-RU"/>
               </w:rPr>
               <w:tab/>
             </w:r>
@@ -1658,8 +1704,9 @@
               <w:rPr>
                 <w:rStyle w:val="ad"/>
                 <w:rFonts w:ascii="Times New Roman" w:hAnsi="Times New Roman" w:cs="Times New Roman"/>
-                <w:noProof/>
-                <w:color w:val="auto"/>
+                <w:b/>
+                <w:bCs/>
+                <w:noProof/>
                 <w:sz w:val="28"/>
                 <w:szCs w:val="28"/>
               </w:rPr>
@@ -1693,7 +1740,7 @@
                 <w:sz w:val="28"/>
                 <w:szCs w:val="28"/>
               </w:rPr>
-              <w:instrText xml:space="preserve"> PAGEREF _Toc229760548 \h </w:instrText>
+              <w:instrText xml:space="preserve"> PAGEREF _Toc229839523 \h </w:instrText>
             </w:r>
             <w:r>
               <w:rPr>
@@ -1722,7 +1769,7 @@
                 <w:sz w:val="28"/>
                 <w:szCs w:val="28"/>
               </w:rPr>
-              <w:t>6</w:t>
+              <w:t>7</w:t>
             </w:r>
             <w:r>
               <w:rPr>
@@ -1739,6 +1786,12 @@
         <w:p>
           <w:pPr>
             <w:spacing w:line="360" w:lineRule="auto"/>
+            <w:jc w:val="both"/>
+            <w:rPr>
+              <w:rFonts w:ascii="Times New Roman" w:hAnsi="Times New Roman" w:cs="Times New Roman"/>
+              <w:sz w:val="28"/>
+              <w:szCs w:val="28"/>
+            </w:rPr>
           </w:pPr>
           <w:r>
             <w:rPr>
@@ -1769,17 +1822,42 @@
         </w:rPr>
         <w:br w:type="page"/>
       </w:r>
+      <w:bookmarkStart w:id="0" w:name="_Hlk229835142"/>
     </w:p>
     <w:p>
       <w:pPr>
         <w:pStyle w:val="2"/>
-      </w:pPr>
-      <w:bookmarkStart w:id="0" w:name="_Toc229760540"/>
-      <w:r>
+        <w:numPr>
+          <w:ilvl w:val="0"/>
+          <w:numId w:val="25"/>
+        </w:numPr>
+        <w:ind w:left="0" w:firstLine="0"/>
+        <w:jc w:val="left"/>
+        <w:rPr>
+          <w:b/>
+          <w:bCs/>
+        </w:rPr>
+      </w:pPr>
+      <w:bookmarkStart w:id="1" w:name="_Toc229839515"/>
+      <w:r>
+        <w:rPr>
+          <w:b/>
+          <w:bCs/>
+        </w:rPr>
         <w:lastRenderedPageBreak/>
         <w:t>Общие сведения</w:t>
       </w:r>
-      <w:bookmarkEnd w:id="0"/>
+      <w:bookmarkEnd w:id="1"/>
+    </w:p>
+    <w:p>
+      <w:pPr>
+        <w:spacing w:after="0" w:line="360" w:lineRule="auto"/>
+        <w:rPr>
+          <w:rFonts w:ascii="Times New Roman" w:hAnsi="Times New Roman" w:cs="Times New Roman"/>
+          <w:sz w:val="28"/>
+          <w:szCs w:val="28"/>
+        </w:rPr>
+      </w:pPr>
     </w:p>
     <w:p>
       <w:pPr>
@@ -1851,22 +1929,60 @@
     </w:p>
     <w:p>
       <w:pPr>
+        <w:spacing w:after="0" w:line="360" w:lineRule="auto"/>
+        <w:ind w:firstLine="709"/>
+        <w:jc w:val="both"/>
+        <w:rPr>
+          <w:rFonts w:ascii="Times New Roman" w:eastAsiaTheme="majorEastAsia" w:hAnsi="Times New Roman" w:cs="Times New Roman"/>
+          <w:sz w:val="28"/>
+          <w:szCs w:val="28"/>
+        </w:rPr>
+      </w:pPr>
+    </w:p>
+    <w:p>
+      <w:pPr>
         <w:pStyle w:val="2"/>
-      </w:pPr>
-      <w:bookmarkStart w:id="1" w:name="_Toc229760541"/>
-      <w:r>
+        <w:numPr>
+          <w:ilvl w:val="0"/>
+          <w:numId w:val="25"/>
+        </w:numPr>
+        <w:spacing w:line="480" w:lineRule="auto"/>
+        <w:ind w:left="0" w:firstLine="0"/>
+        <w:jc w:val="left"/>
+        <w:rPr>
+          <w:b/>
+          <w:bCs/>
+        </w:rPr>
+      </w:pPr>
+      <w:bookmarkStart w:id="2" w:name="_Toc229839516"/>
+      <w:r>
+        <w:rPr>
+          <w:b/>
+          <w:bCs/>
+        </w:rPr>
         <w:t>Назначение и цели создания системы</w:t>
       </w:r>
-      <w:bookmarkEnd w:id="1"/>
+      <w:bookmarkEnd w:id="2"/>
+    </w:p>
+    <w:p>
+      <w:pPr>
+        <w:spacing w:after="0" w:line="360" w:lineRule="auto"/>
+        <w:rPr>
+          <w:rFonts w:ascii="Times New Roman" w:hAnsi="Times New Roman" w:cs="Times New Roman"/>
+          <w:sz w:val="28"/>
+          <w:szCs w:val="28"/>
+        </w:rPr>
+      </w:pPr>
     </w:p>
     <w:p>
       <w:pPr>
         <w:pStyle w:val="a7"/>
         <w:numPr>
-          <w:ilvl w:val="0"/>
-          <w:numId w:val="3"/>
+          <w:ilvl w:val="1"/>
+          <w:numId w:val="25"/>
         </w:numPr>
         <w:spacing w:after="0" w:line="360" w:lineRule="auto"/>
+        <w:ind w:left="0" w:firstLine="709"/>
         <w:contextualSpacing w:val="0"/>
         <w:jc w:val="both"/>
         <w:rPr>
@@ -1876,90 +1992,69 @@
           <w:szCs w:val="28"/>
         </w:rPr>
       </w:pPr>
+      <w:r>
+        <w:rPr>
+          <w:rFonts w:ascii="Times New Roman" w:hAnsi="Times New Roman" w:cs="Times New Roman"/>
+          <w:sz w:val="28"/>
+          <w:szCs w:val="28"/>
+        </w:rPr>
+        <w:t>Назначение системы</w:t>
+      </w:r>
+    </w:p>
+    <w:p>
+      <w:pPr>
+        <w:spacing w:after="0" w:line="480" w:lineRule="auto"/>
+        <w:ind w:firstLine="709"/>
+        <w:jc w:val="both"/>
+        <w:rPr>
+          <w:rFonts w:ascii="Times New Roman" w:eastAsiaTheme="majorEastAsia" w:hAnsi="Times New Roman" w:cs="Times New Roman"/>
+          <w:sz w:val="28"/>
+          <w:szCs w:val="28"/>
+        </w:rPr>
+      </w:pPr>
+    </w:p>
+    <w:p>
+      <w:pPr>
+        <w:spacing w:after="0" w:line="480" w:lineRule="auto"/>
+        <w:ind w:firstLine="709"/>
+        <w:jc w:val="both"/>
+        <w:rPr>
+          <w:rFonts w:ascii="Times New Roman" w:hAnsi="Times New Roman" w:cs="Times New Roman"/>
+          <w:sz w:val="28"/>
+          <w:szCs w:val="28"/>
+        </w:rPr>
+      </w:pPr>
+      <w:r>
+        <w:rPr>
+          <w:rFonts w:ascii="Times New Roman" w:eastAsiaTheme="majorEastAsia" w:hAnsi="Times New Roman" w:cs="Times New Roman"/>
+          <w:sz w:val="28"/>
+          <w:szCs w:val="28"/>
+        </w:rPr>
+        <w:t>ВЧЕКе</w:t>
+      </w:r>
+      <w:r>
+        <w:rPr>
+          <w:rFonts w:ascii="Times New Roman" w:hAnsi="Times New Roman" w:cs="Times New Roman"/>
+          <w:sz w:val="28"/>
+          <w:szCs w:val="28"/>
+        </w:rPr>
+        <w:t xml:space="preserve"> предназначен для автоматизации </w:t>
+      </w:r>
+      <w:r>
+        <w:rPr>
+          <w:rFonts w:ascii="Times New Roman" w:hAnsi="Times New Roman" w:cs="Times New Roman"/>
+          <w:sz w:val="28"/>
+          <w:szCs w:val="28"/>
+        </w:rPr>
+        <w:t>расчёта итоговой стоимости на каждого участника покупки. А также предоставления личного чека с указанием цены каждого товара на человека.</w:t>
+      </w:r>
     </w:p>
     <w:p>
       <w:pPr>
         <w:pStyle w:val="a7"/>
         <w:numPr>
-          <w:ilvl w:val="0"/>
-          <w:numId w:val="3"/>
-        </w:numPr>
-        <w:spacing w:after="0" w:line="360" w:lineRule="auto"/>
-        <w:contextualSpacing w:val="0"/>
-        <w:jc w:val="both"/>
-        <w:rPr>
-          <w:rFonts w:ascii="Times New Roman" w:hAnsi="Times New Roman" w:cs="Times New Roman"/>
-          <w:vanish/>
-          <w:sz w:val="28"/>
-          <w:szCs w:val="28"/>
-        </w:rPr>
-      </w:pPr>
-    </w:p>
-    <w:p>
-      <w:pPr>
-        <w:numPr>
           <w:ilvl w:val="1"/>
-          <w:numId w:val="3"/>
-        </w:numPr>
-        <w:spacing w:after="0" w:line="360" w:lineRule="auto"/>
-        <w:ind w:left="0" w:firstLine="709"/>
-        <w:jc w:val="both"/>
-        <w:rPr>
-          <w:rFonts w:ascii="Times New Roman" w:hAnsi="Times New Roman" w:cs="Times New Roman"/>
-          <w:sz w:val="28"/>
-          <w:szCs w:val="28"/>
-        </w:rPr>
-      </w:pPr>
-      <w:r>
-        <w:rPr>
-          <w:rFonts w:ascii="Times New Roman" w:hAnsi="Times New Roman" w:cs="Times New Roman"/>
-          <w:sz w:val="28"/>
-          <w:szCs w:val="28"/>
-        </w:rPr>
-        <w:t>Назначение системы</w:t>
-      </w:r>
-    </w:p>
-    <w:p>
-      <w:pPr>
-        <w:spacing w:after="0" w:line="480" w:lineRule="auto"/>
-        <w:ind w:firstLine="709"/>
-        <w:jc w:val="both"/>
-        <w:rPr>
-          <w:rFonts w:ascii="Times New Roman" w:hAnsi="Times New Roman" w:cs="Times New Roman"/>
-          <w:sz w:val="28"/>
-          <w:szCs w:val="28"/>
-        </w:rPr>
-      </w:pPr>
-      <w:r>
-        <w:rPr>
-          <w:rFonts w:ascii="Times New Roman" w:eastAsiaTheme="majorEastAsia" w:hAnsi="Times New Roman" w:cs="Times New Roman"/>
-          <w:sz w:val="28"/>
-          <w:szCs w:val="28"/>
-        </w:rPr>
-        <w:t>ВЧЕКе</w:t>
-      </w:r>
-      <w:r>
-        <w:rPr>
-          <w:rFonts w:ascii="Times New Roman" w:hAnsi="Times New Roman" w:cs="Times New Roman"/>
-          <w:sz w:val="28"/>
-          <w:szCs w:val="28"/>
-        </w:rPr>
-        <w:t xml:space="preserve"> предназначен для автоматизации </w:t>
-      </w:r>
-      <w:r>
-        <w:rPr>
-          <w:rFonts w:ascii="Times New Roman" w:hAnsi="Times New Roman" w:cs="Times New Roman"/>
-          <w:sz w:val="28"/>
-          <w:szCs w:val="28"/>
-        </w:rPr>
-        <w:t>расчёта итоговой стоимости на каждого участника покупки. А также предоставления личного чека с указанием цены каждого товара на человека.</w:t>
-      </w:r>
-    </w:p>
-    <w:p>
-      <w:pPr>
-        <w:numPr>
-          <w:ilvl w:val="1"/>
-          <w:numId w:val="3"/>
+          <w:numId w:val="25"/>
         </w:numPr>
         <w:spacing w:after="0" w:line="480" w:lineRule="auto"/>
         <w:ind w:left="0" w:firstLine="709"/>
@@ -2167,13 +2262,48 @@
     </w:p>
     <w:p>
       <w:pPr>
+        <w:spacing w:after="0" w:line="360" w:lineRule="auto"/>
+        <w:jc w:val="both"/>
+        <w:rPr>
+          <w:rFonts w:ascii="Times New Roman" w:hAnsi="Times New Roman" w:cs="Times New Roman"/>
+          <w:sz w:val="28"/>
+          <w:szCs w:val="28"/>
+        </w:rPr>
+      </w:pPr>
+    </w:p>
+    <w:p>
+      <w:pPr>
         <w:pStyle w:val="2"/>
-      </w:pPr>
-      <w:bookmarkStart w:id="2" w:name="_Toc229760542"/>
-      <w:r>
+        <w:numPr>
+          <w:ilvl w:val="0"/>
+          <w:numId w:val="25"/>
+        </w:numPr>
+        <w:ind w:left="0" w:firstLine="0"/>
+        <w:jc w:val="left"/>
+        <w:rPr>
+          <w:b/>
+          <w:bCs/>
+        </w:rPr>
+      </w:pPr>
+      <w:bookmarkStart w:id="3" w:name="_Toc229839517"/>
+      <w:r>
+        <w:rPr>
+          <w:b/>
+          <w:bCs/>
+        </w:rPr>
         <w:t>Характеристика объектов автоматизации</w:t>
       </w:r>
-      <w:bookmarkEnd w:id="2"/>
+      <w:bookmarkEnd w:id="3"/>
+    </w:p>
+    <w:p>
+      <w:pPr>
+        <w:spacing w:after="0" w:line="360" w:lineRule="auto"/>
+        <w:rPr>
+          <w:rFonts w:ascii="Times New Roman" w:hAnsi="Times New Roman" w:cs="Times New Roman"/>
+          <w:sz w:val="28"/>
+          <w:szCs w:val="28"/>
+        </w:rPr>
+      </w:pPr>
     </w:p>
     <w:p>
       <w:pPr>
@@ -2364,28 +2494,65 @@
           <w:sz w:val="28"/>
           <w:szCs w:val="28"/>
         </w:rPr>
+        <w:lastRenderedPageBreak/>
         <w:t>Хранение истории покупок</w:t>
       </w:r>
     </w:p>
     <w:p>
       <w:pPr>
+        <w:spacing w:after="0" w:line="360" w:lineRule="auto"/>
+        <w:jc w:val="both"/>
+        <w:rPr>
+          <w:rFonts w:ascii="Times New Roman" w:hAnsi="Times New Roman" w:cs="Times New Roman"/>
+          <w:sz w:val="28"/>
+          <w:szCs w:val="28"/>
+        </w:rPr>
+      </w:pPr>
+    </w:p>
+    <w:p>
+      <w:pPr>
         <w:pStyle w:val="2"/>
+        <w:numPr>
+          <w:ilvl w:val="0"/>
+          <w:numId w:val="25"/>
+        </w:numPr>
         <w:spacing w:line="480" w:lineRule="auto"/>
-      </w:pPr>
-      <w:bookmarkStart w:id="3" w:name="_Toc229760543"/>
-      <w:r>
+        <w:ind w:left="0" w:firstLine="0"/>
+        <w:jc w:val="left"/>
+        <w:rPr>
+          <w:b/>
+          <w:bCs/>
+        </w:rPr>
+      </w:pPr>
+      <w:bookmarkStart w:id="4" w:name="_Toc229839518"/>
+      <w:r>
+        <w:rPr>
+          <w:b/>
+          <w:bCs/>
+        </w:rPr>
         <w:t>Требования к системе</w:t>
       </w:r>
-      <w:bookmarkEnd w:id="3"/>
+      <w:bookmarkEnd w:id="4"/>
+    </w:p>
+    <w:p>
+      <w:pPr>
+        <w:spacing w:after="0" w:line="360" w:lineRule="auto"/>
+        <w:rPr>
+          <w:rFonts w:ascii="Times New Roman" w:hAnsi="Times New Roman" w:cs="Times New Roman"/>
+          <w:sz w:val="28"/>
+          <w:szCs w:val="28"/>
+        </w:rPr>
+      </w:pPr>
     </w:p>
     <w:p>
       <w:pPr>
         <w:pStyle w:val="a7"/>
         <w:numPr>
-          <w:ilvl w:val="0"/>
-          <w:numId w:val="6"/>
+          <w:ilvl w:val="1"/>
+          <w:numId w:val="25"/>
         </w:numPr>
         <w:spacing w:after="0" w:line="360" w:lineRule="auto"/>
+        <w:ind w:left="0" w:firstLine="709"/>
         <w:contextualSpacing w:val="0"/>
         <w:jc w:val="both"/>
         <w:rPr>
@@ -2395,76 +2562,6 @@
           <w:szCs w:val="28"/>
         </w:rPr>
       </w:pPr>
-    </w:p>
-    <w:p>
-      <w:pPr>
-        <w:pStyle w:val="a7"/>
-        <w:numPr>
-          <w:ilvl w:val="0"/>
-          <w:numId w:val="6"/>
-        </w:numPr>
-        <w:spacing w:after="0" w:line="360" w:lineRule="auto"/>
-        <w:contextualSpacing w:val="0"/>
-        <w:jc w:val="both"/>
-        <w:rPr>
-          <w:rFonts w:ascii="Times New Roman" w:hAnsi="Times New Roman" w:cs="Times New Roman"/>
-          <w:vanish/>
-          <w:sz w:val="28"/>
-          <w:szCs w:val="28"/>
-        </w:rPr>
-      </w:pPr>
-    </w:p>
-    <w:p>
-      <w:pPr>
-        <w:pStyle w:val="a7"/>
-        <w:numPr>
-          <w:ilvl w:val="0"/>
-          <w:numId w:val="6"/>
-        </w:numPr>
-        <w:spacing w:after="0" w:line="360" w:lineRule="auto"/>
-        <w:contextualSpacing w:val="0"/>
-        <w:jc w:val="both"/>
-        <w:rPr>
-          <w:rFonts w:ascii="Times New Roman" w:hAnsi="Times New Roman" w:cs="Times New Roman"/>
-          <w:vanish/>
-          <w:sz w:val="28"/>
-          <w:szCs w:val="28"/>
-        </w:rPr>
-      </w:pPr>
-    </w:p>
-    <w:p>
-      <w:pPr>
-        <w:pStyle w:val="a7"/>
-        <w:numPr>
-          <w:ilvl w:val="0"/>
-          <w:numId w:val="6"/>
-        </w:numPr>
-        <w:spacing w:after="0" w:line="360" w:lineRule="auto"/>
-        <w:contextualSpacing w:val="0"/>
-        <w:jc w:val="both"/>
-        <w:rPr>
-          <w:rFonts w:ascii="Times New Roman" w:hAnsi="Times New Roman" w:cs="Times New Roman"/>
-          <w:vanish/>
-          <w:sz w:val="28"/>
-          <w:szCs w:val="28"/>
-        </w:rPr>
-      </w:pPr>
-    </w:p>
-    <w:p>
-      <w:pPr>
-        <w:numPr>
-          <w:ilvl w:val="1"/>
-          <w:numId w:val="6"/>
-        </w:numPr>
-        <w:spacing w:after="0" w:line="360" w:lineRule="auto"/>
-        <w:ind w:left="0" w:firstLine="709"/>
-        <w:jc w:val="both"/>
-        <w:rPr>
-          <w:rFonts w:ascii="Times New Roman" w:hAnsi="Times New Roman" w:cs="Times New Roman"/>
-          <w:sz w:val="28"/>
-          <w:szCs w:val="28"/>
-        </w:rPr>
-      </w:pPr>
       <w:r>
         <w:rPr>
           <w:rFonts w:ascii="Times New Roman" w:hAnsi="Times New Roman" w:cs="Times New Roman"/>
@@ -2473,6 +2570,18 @@
         </w:rPr>
         <w:t>Требования к системе в целом</w:t>
       </w:r>
+    </w:p>
+    <w:p>
+      <w:pPr>
+        <w:spacing w:after="0" w:line="360" w:lineRule="auto"/>
+        <w:ind w:firstLine="709"/>
+        <w:jc w:val="both"/>
+        <w:rPr>
+          <w:rFonts w:ascii="Times New Roman" w:hAnsi="Times New Roman" w:cs="Times New Roman"/>
+          <w:sz w:val="28"/>
+          <w:szCs w:val="28"/>
+        </w:rPr>
+      </w:pPr>
     </w:p>
     <w:p>
       <w:pPr>
@@ -2713,9 +2822,10 @@
     </w:p>
     <w:p>
       <w:pPr>
+        <w:pStyle w:val="a7"/>
         <w:numPr>
           <w:ilvl w:val="1"/>
-          <w:numId w:val="6"/>
+          <w:numId w:val="25"/>
         </w:numPr>
         <w:spacing w:after="0" w:line="360" w:lineRule="auto"/>
         <w:ind w:left="0" w:firstLine="709"/>
@@ -3085,9 +3195,10 @@
     </w:p>
     <w:p>
       <w:pPr>
+        <w:pStyle w:val="a7"/>
         <w:numPr>
           <w:ilvl w:val="1"/>
-          <w:numId w:val="6"/>
+          <w:numId w:val="25"/>
         </w:numPr>
         <w:spacing w:after="0" w:line="360" w:lineRule="auto"/>
         <w:ind w:left="0" w:firstLine="709"/>
@@ -3104,6 +3215,7 @@
           <w:sz w:val="28"/>
           <w:szCs w:val="28"/>
         </w:rPr>
+        <w:lastRenderedPageBreak/>
         <w:t>Требования к видам обеспечения</w:t>
       </w:r>
     </w:p>
@@ -3125,7 +3237,6 @@
           <w:sz w:val="28"/>
           <w:szCs w:val="28"/>
         </w:rPr>
-        <w:lastRenderedPageBreak/>
         <w:t xml:space="preserve">Информация в </w:t>
       </w:r>
       <w:r>
@@ -3193,12 +3304,36 @@
     <w:p>
       <w:pPr>
         <w:pStyle w:val="2"/>
-      </w:pPr>
-      <w:bookmarkStart w:id="4" w:name="_Toc229760544"/>
-      <w:r>
+        <w:numPr>
+          <w:ilvl w:val="0"/>
+          <w:numId w:val="25"/>
+        </w:numPr>
+        <w:ind w:left="0" w:firstLine="0"/>
+        <w:jc w:val="left"/>
+        <w:rPr>
+          <w:b/>
+          <w:bCs/>
+        </w:rPr>
+      </w:pPr>
+      <w:bookmarkStart w:id="5" w:name="_Toc229839519"/>
+      <w:r>
+        <w:rPr>
+          <w:b/>
+          <w:bCs/>
+        </w:rPr>
         <w:t>Состав и содержание работ по созданию системы</w:t>
       </w:r>
-      <w:bookmarkEnd w:id="4"/>
+      <w:bookmarkEnd w:id="5"/>
+    </w:p>
+    <w:p>
+      <w:pPr>
+        <w:spacing w:after="0" w:line="360" w:lineRule="auto"/>
+        <w:rPr>
+          <w:rFonts w:ascii="Times New Roman" w:hAnsi="Times New Roman" w:cs="Times New Roman"/>
+          <w:sz w:val="28"/>
+          <w:szCs w:val="28"/>
+        </w:rPr>
+      </w:pPr>
     </w:p>
     <w:p>
       <w:pPr>
@@ -3613,13 +3748,48 @@
     </w:p>
     <w:p>
       <w:pPr>
+        <w:spacing w:after="0" w:line="360" w:lineRule="auto"/>
+        <w:jc w:val="both"/>
+        <w:rPr>
+          <w:rFonts w:ascii="Times New Roman" w:hAnsi="Times New Roman" w:cs="Times New Roman"/>
+          <w:sz w:val="28"/>
+          <w:szCs w:val="28"/>
+        </w:rPr>
+      </w:pPr>
+    </w:p>
+    <w:p>
+      <w:pPr>
         <w:pStyle w:val="2"/>
-      </w:pPr>
-      <w:bookmarkStart w:id="5" w:name="_Toc229760545"/>
-      <w:r>
+        <w:numPr>
+          <w:ilvl w:val="0"/>
+          <w:numId w:val="25"/>
+        </w:numPr>
+        <w:ind w:left="0" w:firstLine="0"/>
+        <w:jc w:val="left"/>
+        <w:rPr>
+          <w:b/>
+          <w:bCs/>
+        </w:rPr>
+      </w:pPr>
+      <w:bookmarkStart w:id="6" w:name="_Toc229839520"/>
+      <w:r>
+        <w:rPr>
+          <w:b/>
+          <w:bCs/>
+        </w:rPr>
         <w:t>Порядок приёмки системы</w:t>
       </w:r>
-      <w:bookmarkEnd w:id="5"/>
+      <w:bookmarkEnd w:id="6"/>
+    </w:p>
+    <w:p>
+      <w:pPr>
+        <w:spacing w:after="0" w:line="360" w:lineRule="auto"/>
+        <w:rPr>
+          <w:rFonts w:ascii="Times New Roman" w:hAnsi="Times New Roman" w:cs="Times New Roman"/>
+          <w:sz w:val="28"/>
+          <w:szCs w:val="28"/>
+        </w:rPr>
+      </w:pPr>
     </w:p>
     <w:p>
       <w:pPr>
@@ -3783,6 +3953,7 @@
           <w:sz w:val="28"/>
           <w:szCs w:val="28"/>
         </w:rPr>
+        <w:lastRenderedPageBreak/>
         <w:t>Система соответствует требованиям</w:t>
       </w:r>
       <w:r>
@@ -3869,34 +4040,65 @@
           <w:sz w:val="28"/>
           <w:szCs w:val="28"/>
         </w:rPr>
-        <w:lastRenderedPageBreak/>
         <w:t>Формируется из представителей заказчика и разработчика.</w:t>
       </w:r>
     </w:p>
     <w:p>
       <w:pPr>
+        <w:spacing w:after="0" w:line="360" w:lineRule="auto"/>
+        <w:jc w:val="both"/>
+        <w:rPr>
+          <w:rFonts w:ascii="Times New Roman" w:hAnsi="Times New Roman" w:cs="Times New Roman"/>
+          <w:sz w:val="28"/>
+          <w:szCs w:val="28"/>
+        </w:rPr>
+      </w:pPr>
+    </w:p>
+    <w:p>
+      <w:pPr>
         <w:pStyle w:val="2"/>
-        <w:ind w:left="0" w:firstLine="709"/>
+        <w:numPr>
+          <w:ilvl w:val="0"/>
+          <w:numId w:val="25"/>
+        </w:numPr>
+        <w:ind w:left="0" w:firstLine="0"/>
+        <w:jc w:val="left"/>
         <w:rPr>
           <w:rFonts w:cs="Times New Roman"/>
-          <w:szCs w:val="28"/>
-        </w:rPr>
-      </w:pPr>
-      <w:bookmarkStart w:id="6" w:name="_Toc229760546"/>
+          <w:b/>
+          <w:bCs/>
+          <w:szCs w:val="28"/>
+        </w:rPr>
+      </w:pPr>
+      <w:bookmarkStart w:id="7" w:name="_Toc229839521"/>
       <w:r>
         <w:rPr>
           <w:rStyle w:val="20"/>
+          <w:b/>
+          <w:bCs/>
         </w:rPr>
         <w:t>Требования к составу и содержанию работ по подготовке объекта</w:t>
       </w:r>
       <w:r>
         <w:rPr>
           <w:rFonts w:cs="Times New Roman"/>
+          <w:b/>
+          <w:bCs/>
           <w:szCs w:val="28"/>
         </w:rPr>
         <w:t xml:space="preserve"> автоматизации к вводу системы в действие</w:t>
       </w:r>
-      <w:bookmarkEnd w:id="6"/>
+      <w:bookmarkEnd w:id="7"/>
+    </w:p>
+    <w:p>
+      <w:pPr>
+        <w:spacing w:after="0" w:line="360" w:lineRule="auto"/>
+        <w:rPr>
+          <w:rFonts w:ascii="Times New Roman" w:hAnsi="Times New Roman" w:cs="Times New Roman"/>
+          <w:sz w:val="28"/>
+          <w:szCs w:val="28"/>
+        </w:rPr>
+      </w:pPr>
     </w:p>
     <w:p>
       <w:pPr>
@@ -3995,13 +4197,47 @@
     </w:p>
     <w:p>
       <w:pPr>
+        <w:spacing w:after="0" w:line="360" w:lineRule="auto"/>
+        <w:jc w:val="both"/>
+        <w:rPr>
+          <w:rFonts w:ascii="Times New Roman" w:hAnsi="Times New Roman" w:cs="Times New Roman"/>
+          <w:sz w:val="28"/>
+          <w:szCs w:val="28"/>
+        </w:rPr>
+      </w:pPr>
+    </w:p>
+    <w:p>
+      <w:pPr>
         <w:pStyle w:val="2"/>
-      </w:pPr>
-      <w:bookmarkStart w:id="7" w:name="_Toc229760547"/>
-      <w:r>
+        <w:numPr>
+          <w:ilvl w:val="0"/>
+          <w:numId w:val="25"/>
+        </w:numPr>
+        <w:ind w:left="0" w:firstLine="0"/>
+        <w:rPr>
+          <w:b/>
+          <w:bCs/>
+        </w:rPr>
+      </w:pPr>
+      <w:bookmarkStart w:id="8" w:name="_Toc229839522"/>
+      <w:r>
+        <w:rPr>
+          <w:b/>
+          <w:bCs/>
+        </w:rPr>
         <w:t>Требования к документированию</w:t>
       </w:r>
-      <w:bookmarkEnd w:id="7"/>
+      <w:bookmarkEnd w:id="8"/>
+    </w:p>
+    <w:p>
+      <w:pPr>
+        <w:spacing w:after="0" w:line="360" w:lineRule="auto"/>
+        <w:rPr>
+          <w:rFonts w:ascii="Times New Roman" w:hAnsi="Times New Roman" w:cs="Times New Roman"/>
+          <w:sz w:val="28"/>
+          <w:szCs w:val="28"/>
+        </w:rPr>
+      </w:pPr>
     </w:p>
     <w:p>
       <w:pPr>
@@ -4330,13 +4566,48 @@
     </w:p>
     <w:p>
       <w:pPr>
+        <w:spacing w:after="0" w:line="360" w:lineRule="auto"/>
+        <w:jc w:val="both"/>
+        <w:rPr>
+          <w:rFonts w:ascii="Times New Roman" w:hAnsi="Times New Roman" w:cs="Times New Roman"/>
+          <w:sz w:val="28"/>
+          <w:szCs w:val="28"/>
+        </w:rPr>
+      </w:pPr>
+    </w:p>
+    <w:p>
+      <w:pPr>
         <w:pStyle w:val="2"/>
-      </w:pPr>
-      <w:bookmarkStart w:id="8" w:name="_Toc229760548"/>
-      <w:r>
+        <w:numPr>
+          <w:ilvl w:val="0"/>
+          <w:numId w:val="25"/>
+        </w:numPr>
+        <w:ind w:left="0" w:firstLine="0"/>
+        <w:jc w:val="left"/>
+        <w:rPr>
+          <w:b/>
+          <w:bCs/>
+        </w:rPr>
+      </w:pPr>
+      <w:bookmarkStart w:id="9" w:name="_Toc229839523"/>
+      <w:r>
+        <w:rPr>
+          <w:b/>
+          <w:bCs/>
+        </w:rPr>
         <w:t>Источники разработки</w:t>
       </w:r>
-      <w:bookmarkEnd w:id="8"/>
+      <w:bookmarkEnd w:id="9"/>
+    </w:p>
+    <w:p>
+      <w:pPr>
+        <w:spacing w:after="0" w:line="360" w:lineRule="auto"/>
+        <w:rPr>
+          <w:rFonts w:ascii="Times New Roman" w:hAnsi="Times New Roman" w:cs="Times New Roman"/>
+          <w:sz w:val="28"/>
+          <w:szCs w:val="28"/>
+        </w:rPr>
+      </w:pPr>
     </w:p>
     <w:p>
       <w:pPr>
@@ -4357,17 +4628,7 @@
         </w:rPr>
         <w:t>Создание системы основывается на техническом задании, утвержденных договорах, а также на существующих стандартах и нормативных документах, включающих ГОСТы по надежности, безопасности, эргономике и другим аспектам автоматизированных систем.</w:t>
       </w:r>
-    </w:p>
-    <w:p>
-      <w:pPr>
-        <w:spacing w:after="0" w:line="360" w:lineRule="auto"/>
-        <w:jc w:val="both"/>
-        <w:rPr>
-          <w:rFonts w:ascii="Times New Roman" w:hAnsi="Times New Roman" w:cs="Times New Roman"/>
-          <w:sz w:val="28"/>
-          <w:szCs w:val="28"/>
-        </w:rPr>
-      </w:pPr>
+      <w:bookmarkEnd w:id="0"/>
     </w:p>
     <w:sectPr>
       <w:footerReference w:type="default" r:id="rId8"/>
@@ -4503,9 +4764,9 @@
       <w:lvlJc w:val="left"/>
       <w:pPr>
         <w:tabs>
-          <w:tab w:val="num" w:pos="720"/>
+          <w:tab w:val="num" w:pos="1211"/>
         </w:tabs>
-        <w:ind w:left="720" w:hanging="360"/>
+        <w:ind w:left="1211" w:hanging="360"/>
       </w:pPr>
     </w:lvl>
     <w:lvl w:ilvl="1">
@@ -4515,9 +4776,9 @@
       <w:lvlJc w:val="left"/>
       <w:pPr>
         <w:tabs>
-          <w:tab w:val="num" w:pos="1440"/>
+          <w:tab w:val="num" w:pos="1931"/>
         </w:tabs>
-        <w:ind w:left="1440" w:hanging="360"/>
+        <w:ind w:left="1931" w:hanging="360"/>
       </w:pPr>
     </w:lvl>
     <w:lvl w:ilvl="2" w:tentative="1">
@@ -4527,9 +4788,9 @@
       <w:lvlJc w:val="left"/>
       <w:pPr>
         <w:tabs>
-          <w:tab w:val="num" w:pos="2160"/>
+          <w:tab w:val="num" w:pos="2651"/>
         </w:tabs>
-        <w:ind w:left="2160" w:hanging="360"/>
+        <w:ind w:left="2651" w:hanging="360"/>
       </w:pPr>
     </w:lvl>
     <w:lvl w:ilvl="3" w:tentative="1">
@@ -4539,9 +4800,9 @@
       <w:lvlJc w:val="left"/>
       <w:pPr>
         <w:tabs>
-          <w:tab w:val="num" w:pos="2880"/>
+          <w:tab w:val="num" w:pos="3371"/>
         </w:tabs>
-        <w:ind w:left="2880" w:hanging="360"/>
+        <w:ind w:left="3371" w:hanging="360"/>
       </w:pPr>
     </w:lvl>
     <w:lvl w:ilvl="4" w:tentative="1">
@@ -4551,9 +4812,9 @@
       <w:lvlJc w:val="left"/>
       <w:pPr>
         <w:tabs>
-          <w:tab w:val="num" w:pos="3600"/>
+          <w:tab w:val="num" w:pos="4091"/>
         </w:tabs>
-        <w:ind w:left="3600" w:hanging="360"/>
+        <w:ind w:left="4091" w:hanging="360"/>
       </w:pPr>
     </w:lvl>
     <w:lvl w:ilvl="5" w:tentative="1">
@@ -4563,9 +4824,9 @@
       <w:lvlJc w:val="left"/>
       <w:pPr>
         <w:tabs>
-          <w:tab w:val="num" w:pos="4320"/>
+          <w:tab w:val="num" w:pos="4811"/>
         </w:tabs>
-        <w:ind w:left="4320" w:hanging="360"/>
+        <w:ind w:left="4811" w:hanging="360"/>
       </w:pPr>
     </w:lvl>
     <w:lvl w:ilvl="6" w:tentative="1">
@@ -4575,9 +4836,9 @@
       <w:lvlJc w:val="left"/>
       <w:pPr>
         <w:tabs>
-          <w:tab w:val="num" w:pos="5040"/>
+          <w:tab w:val="num" w:pos="5531"/>
         </w:tabs>
-        <w:ind w:left="5040" w:hanging="360"/>
+        <w:ind w:left="5531" w:hanging="360"/>
       </w:pPr>
     </w:lvl>
     <w:lvl w:ilvl="7" w:tentative="1">
@@ -4587,9 +4848,9 @@
       <w:lvlJc w:val="left"/>
       <w:pPr>
         <w:tabs>
-          <w:tab w:val="num" w:pos="5760"/>
+          <w:tab w:val="num" w:pos="6251"/>
         </w:tabs>
-        <w:ind w:left="5760" w:hanging="360"/>
+        <w:ind w:left="6251" w:hanging="360"/>
       </w:pPr>
     </w:lvl>
     <w:lvl w:ilvl="8" w:tentative="1">
@@ -4599,9 +4860,9 @@
       <w:lvlJc w:val="left"/>
       <w:pPr>
         <w:tabs>
-          <w:tab w:val="num" w:pos="6480"/>
+          <w:tab w:val="num" w:pos="6971"/>
         </w:tabs>
-        <w:ind w:left="6480" w:hanging="360"/>
+        <w:ind w:left="6971" w:hanging="360"/>
       </w:pPr>
     </w:lvl>
   </w:abstractNum>
@@ -5121,88 +5382,87 @@
   </w:abstractNum>
   <w:abstractNum w:abstractNumId="6" w15:restartNumberingAfterBreak="0">
     <w:nsid w:val="173918F3"/>
-    <w:multiLevelType w:val="hybridMultilevel"/>
-    <w:tmpl w:val="BC323D98"/>
-    <w:lvl w:ilvl="0" w:tplc="5A304170">
-      <w:start w:val="1"/>
-      <w:numFmt w:val="decimal"/>
-      <w:pStyle w:val="2"/>
+    <w:multiLevelType w:val="multilevel"/>
+    <w:tmpl w:val="0419001F"/>
+    <w:lvl w:ilvl="0">
+      <w:start w:val="1"/>
+      <w:numFmt w:val="decimal"/>
       <w:lvlText w:val="%1."/>
       <w:lvlJc w:val="left"/>
       <w:pPr>
-        <w:ind w:left="720" w:hanging="360"/>
-      </w:pPr>
-    </w:lvl>
-    <w:lvl w:ilvl="1" w:tplc="04190019" w:tentative="1">
-      <w:start w:val="1"/>
-      <w:numFmt w:val="lowerLetter"/>
-      <w:lvlText w:val="%2."/>
-      <w:lvlJc w:val="left"/>
-      <w:pPr>
-        <w:ind w:left="1440" w:hanging="360"/>
-      </w:pPr>
-    </w:lvl>
-    <w:lvl w:ilvl="2" w:tplc="0419001B" w:tentative="1">
-      <w:start w:val="1"/>
-      <w:numFmt w:val="lowerRoman"/>
-      <w:lvlText w:val="%3."/>
-      <w:lvlJc w:val="right"/>
-      <w:pPr>
-        <w:ind w:left="2160" w:hanging="180"/>
-      </w:pPr>
-    </w:lvl>
-    <w:lvl w:ilvl="3" w:tplc="0419000F" w:tentative="1">
-      <w:start w:val="1"/>
-      <w:numFmt w:val="decimal"/>
-      <w:lvlText w:val="%4."/>
-      <w:lvlJc w:val="left"/>
-      <w:pPr>
-        <w:ind w:left="2880" w:hanging="360"/>
-      </w:pPr>
-    </w:lvl>
-    <w:lvl w:ilvl="4" w:tplc="04190019" w:tentative="1">
-      <w:start w:val="1"/>
-      <w:numFmt w:val="lowerLetter"/>
-      <w:lvlText w:val="%5."/>
-      <w:lvlJc w:val="left"/>
-      <w:pPr>
-        <w:ind w:left="3600" w:hanging="360"/>
-      </w:pPr>
-    </w:lvl>
-    <w:lvl w:ilvl="5" w:tplc="0419001B" w:tentative="1">
-      <w:start w:val="1"/>
-      <w:numFmt w:val="lowerRoman"/>
-      <w:lvlText w:val="%6."/>
-      <w:lvlJc w:val="right"/>
-      <w:pPr>
-        <w:ind w:left="4320" w:hanging="180"/>
-      </w:pPr>
-    </w:lvl>
-    <w:lvl w:ilvl="6" w:tplc="0419000F" w:tentative="1">
-      <w:start w:val="1"/>
-      <w:numFmt w:val="decimal"/>
-      <w:lvlText w:val="%7."/>
-      <w:lvlJc w:val="left"/>
-      <w:pPr>
-        <w:ind w:left="5040" w:hanging="360"/>
-      </w:pPr>
-    </w:lvl>
-    <w:lvl w:ilvl="7" w:tplc="04190019" w:tentative="1">
-      <w:start w:val="1"/>
-      <w:numFmt w:val="lowerLetter"/>
-      <w:lvlText w:val="%8."/>
-      <w:lvlJc w:val="left"/>
-      <w:pPr>
-        <w:ind w:left="5760" w:hanging="360"/>
-      </w:pPr>
-    </w:lvl>
-    <w:lvl w:ilvl="8" w:tplc="0419001B" w:tentative="1">
-      <w:start w:val="1"/>
-      <w:numFmt w:val="lowerRoman"/>
-      <w:lvlText w:val="%9."/>
-      <w:lvlJc w:val="right"/>
-      <w:pPr>
-        <w:ind w:left="6480" w:hanging="180"/>
+        <w:ind w:left="360" w:hanging="360"/>
+      </w:pPr>
+    </w:lvl>
+    <w:lvl w:ilvl="1">
+      <w:start w:val="1"/>
+      <w:numFmt w:val="decimal"/>
+      <w:lvlText w:val="%1.%2."/>
+      <w:lvlJc w:val="left"/>
+      <w:pPr>
+        <w:ind w:left="792" w:hanging="432"/>
+      </w:pPr>
+    </w:lvl>
+    <w:lvl w:ilvl="2">
+      <w:start w:val="1"/>
+      <w:numFmt w:val="decimal"/>
+      <w:lvlText w:val="%1.%2.%3."/>
+      <w:lvlJc w:val="left"/>
+      <w:pPr>
+        <w:ind w:left="1224" w:hanging="504"/>
+      </w:pPr>
+    </w:lvl>
+    <w:lvl w:ilvl="3">
+      <w:start w:val="1"/>
+      <w:numFmt w:val="decimal"/>
+      <w:lvlText w:val="%1.%2.%3.%4."/>
+      <w:lvlJc w:val="left"/>
+      <w:pPr>
+        <w:ind w:left="1728" w:hanging="648"/>
+      </w:pPr>
+    </w:lvl>
+    <w:lvl w:ilvl="4">
+      <w:start w:val="1"/>
+      <w:numFmt w:val="decimal"/>
+      <w:lvlText w:val="%1.%2.%3.%4.%5."/>
+      <w:lvlJc w:val="left"/>
+      <w:pPr>
+        <w:ind w:left="2232" w:hanging="792"/>
+      </w:pPr>
+    </w:lvl>
+    <w:lvl w:ilvl="5">
+      <w:start w:val="1"/>
+      <w:numFmt w:val="decimal"/>
+      <w:lvlText w:val="%1.%2.%3.%4.%5.%6."/>
+      <w:lvlJc w:val="left"/>
+      <w:pPr>
+        <w:ind w:left="2736" w:hanging="936"/>
+      </w:pPr>
+    </w:lvl>
+    <w:lvl w:ilvl="6">
+      <w:start w:val="1"/>
+      <w:numFmt w:val="decimal"/>
+      <w:lvlText w:val="%1.%2.%3.%4.%5.%6.%7."/>
+      <w:lvlJc w:val="left"/>
+      <w:pPr>
+        <w:ind w:left="3240" w:hanging="1080"/>
+      </w:pPr>
+    </w:lvl>
+    <w:lvl w:ilvl="7">
+      <w:start w:val="1"/>
+      <w:numFmt w:val="decimal"/>
+      <w:lvlText w:val="%1.%2.%3.%4.%5.%6.%7.%8."/>
+      <w:lvlJc w:val="left"/>
+      <w:pPr>
+        <w:ind w:left="3744" w:hanging="1224"/>
+      </w:pPr>
+    </w:lvl>
+    <w:lvl w:ilvl="8">
+      <w:start w:val="1"/>
+      <w:numFmt w:val="decimal"/>
+      <w:lvlText w:val="%1.%2.%3.%4.%5.%6.%7.%8.%9."/>
+      <w:lvlJc w:val="left"/>
+      <w:pPr>
+        <w:ind w:left="4320" w:hanging="1440"/>
       </w:pPr>
     </w:lvl>
   </w:abstractNum>
@@ -5415,7 +5675,7 @@
       <w:lvlText w:val=""/>
       <w:lvlJc w:val="left"/>
       <w:pPr>
-        <w:ind w:left="720" w:hanging="360"/>
+        <w:ind w:left="4046" w:hanging="360"/>
       </w:pPr>
       <w:rPr>
         <w:rFonts w:ascii="Symbol" w:hAnsi="Symbol" w:hint="default"/>
@@ -5427,7 +5687,7 @@
       <w:lvlText w:val="o"/>
       <w:lvlJc w:val="left"/>
       <w:pPr>
-        <w:ind w:left="1440" w:hanging="360"/>
+        <w:ind w:left="4766" w:hanging="360"/>
       </w:pPr>
       <w:rPr>
         <w:rFonts w:ascii="Courier New" w:hAnsi="Courier New" w:cs="Courier New" w:hint="default"/>
@@ -5439,7 +5699,7 @@
       <w:lvlText w:val=""/>
       <w:lvlJc w:val="left"/>
       <w:pPr>
-        <w:ind w:left="2160" w:hanging="360"/>
+        <w:ind w:left="5486" w:hanging="360"/>
       </w:pPr>
       <w:rPr>
         <w:rFonts w:ascii="Wingdings" w:hAnsi="Wingdings" w:hint="default"/>
@@ -5451,7 +5711,7 @@
       <w:lvlText w:val=""/>
       <w:lvlJc w:val="left"/>
       <w:pPr>
-        <w:ind w:left="2880" w:hanging="360"/>
+        <w:ind w:left="6206" w:hanging="360"/>
       </w:pPr>
       <w:rPr>
         <w:rFonts w:ascii="Symbol" w:hAnsi="Symbol" w:hint="default"/>
@@ -5463,7 +5723,7 @@
       <w:lvlText w:val="o"/>
       <w:lvlJc w:val="left"/>
       <w:pPr>
-        <w:ind w:left="3600" w:hanging="360"/>
+        <w:ind w:left="6926" w:hanging="360"/>
       </w:pPr>
       <w:rPr>
         <w:rFonts w:ascii="Courier New" w:hAnsi="Courier New" w:cs="Courier New" w:hint="default"/>
@@ -5475,7 +5735,7 @@
       <w:lvlText w:val=""/>
       <w:lvlJc w:val="left"/>
       <w:pPr>
-        <w:ind w:left="4320" w:hanging="360"/>
+        <w:ind w:left="7646" w:hanging="360"/>
       </w:pPr>
       <w:rPr>
         <w:rFonts w:ascii="Wingdings" w:hAnsi="Wingdings" w:hint="default"/>
@@ -5487,7 +5747,7 @@
       <w:lvlText w:val=""/>
       <w:lvlJc w:val="left"/>
       <w:pPr>
-        <w:ind w:left="5040" w:hanging="360"/>
+        <w:ind w:left="8366" w:hanging="360"/>
       </w:pPr>
       <w:rPr>
         <w:rFonts w:ascii="Symbol" w:hAnsi="Symbol" w:hint="default"/>
@@ -5499,7 +5759,7 @@
       <w:lvlText w:val="o"/>
       <w:lvlJc w:val="left"/>
       <w:pPr>
-        <w:ind w:left="5760" w:hanging="360"/>
+        <w:ind w:left="9086" w:hanging="360"/>
       </w:pPr>
       <w:rPr>
         <w:rFonts w:ascii="Courier New" w:hAnsi="Courier New" w:cs="Courier New" w:hint="default"/>
@@ -5511,7 +5771,7 @@
       <w:lvlText w:val=""/>
       <w:lvlJc w:val="left"/>
       <w:pPr>
-        <w:ind w:left="6480" w:hanging="360"/>
+        <w:ind w:left="9806" w:hanging="360"/>
       </w:pPr>
       <w:rPr>
         <w:rFonts w:ascii="Wingdings" w:hAnsi="Wingdings" w:hint="default"/>
@@ -5745,6 +6005,92 @@
     </w:lvl>
   </w:abstractNum>
   <w:abstractNum w:abstractNumId="12" w15:restartNumberingAfterBreak="0">
+    <w:nsid w:val="3D906BD6"/>
+    <w:multiLevelType w:val="multilevel"/>
+    <w:tmpl w:val="0419001F"/>
+    <w:lvl w:ilvl="0">
+      <w:start w:val="1"/>
+      <w:numFmt w:val="decimal"/>
+      <w:lvlText w:val="%1."/>
+      <w:lvlJc w:val="left"/>
+      <w:pPr>
+        <w:ind w:left="360" w:hanging="360"/>
+      </w:pPr>
+    </w:lvl>
+    <w:lvl w:ilvl="1">
+      <w:start w:val="1"/>
+      <w:numFmt w:val="decimal"/>
+      <w:lvlText w:val="%1.%2."/>
+      <w:lvlJc w:val="left"/>
+      <w:pPr>
+        <w:ind w:left="792" w:hanging="432"/>
+      </w:pPr>
+    </w:lvl>
+    <w:lvl w:ilvl="2">
+      <w:start w:val="1"/>
+      <w:numFmt w:val="decimal"/>
+      <w:lvlText w:val="%1.%2.%3."/>
+      <w:lvlJc w:val="left"/>
+      <w:pPr>
+        <w:ind w:left="1224" w:hanging="504"/>
+      </w:pPr>
+    </w:lvl>
+    <w:lvl w:ilvl="3">
+      <w:start w:val="1"/>
+      <w:numFmt w:val="decimal"/>
+      <w:lvlText w:val="%1.%2.%3.%4."/>
+      <w:lvlJc w:val="left"/>
+      <w:pPr>
+        <w:ind w:left="1728" w:hanging="648"/>
+      </w:pPr>
+    </w:lvl>
+    <w:lvl w:ilvl="4">
+      <w:start w:val="1"/>
+      <w:numFmt w:val="decimal"/>
+      <w:lvlText w:val="%1.%2.%3.%4.%5."/>
+      <w:lvlJc w:val="left"/>
+      <w:pPr>
+        <w:ind w:left="2232" w:hanging="792"/>
+      </w:pPr>
+    </w:lvl>
+    <w:lvl w:ilvl="5">
+      <w:start w:val="1"/>
+      <w:numFmt w:val="decimal"/>
+      <w:lvlText w:val="%1.%2.%3.%4.%5.%6."/>
+      <w:lvlJc w:val="left"/>
+      <w:pPr>
+        <w:ind w:left="2736" w:hanging="936"/>
+      </w:pPr>
+    </w:lvl>
+    <w:lvl w:ilvl="6">
+      <w:start w:val="1"/>
+      <w:numFmt w:val="decimal"/>
+      <w:lvlText w:val="%1.%2.%3.%4.%5.%6.%7."/>
+      <w:lvlJc w:val="left"/>
+      <w:pPr>
+        <w:ind w:left="3240" w:hanging="1080"/>
+      </w:pPr>
+    </w:lvl>
+    <w:lvl w:ilvl="7">
+      <w:start w:val="1"/>
+      <w:numFmt w:val="decimal"/>
+      <w:lvlText w:val="%1.%2.%3.%4.%5.%6.%7.%8."/>
+      <w:lvlJc w:val="left"/>
+      <w:pPr>
+        <w:ind w:left="3744" w:hanging="1224"/>
+      </w:pPr>
+    </w:lvl>
+    <w:lvl w:ilvl="8">
+      <w:start w:val="1"/>
+      <w:numFmt w:val="decimal"/>
+      <w:lvlText w:val="%1.%2.%3.%4.%5.%6.%7.%8.%9."/>
+      <w:lvlJc w:val="left"/>
+      <w:pPr>
+        <w:ind w:left="4320" w:hanging="1440"/>
+      </w:pPr>
+    </w:lvl>
+  </w:abstractNum>
+  <w:abstractNum w:abstractNumId="13" w15:restartNumberingAfterBreak="0">
     <w:nsid w:val="42C700D3"/>
     <w:multiLevelType w:val="multilevel"/>
     <w:tmpl w:val="E4CC292E"/>
@@ -5833,7 +6179,93 @@
       </w:pPr>
     </w:lvl>
   </w:abstractNum>
-  <w:abstractNum w:abstractNumId="13" w15:restartNumberingAfterBreak="0">
+  <w:abstractNum w:abstractNumId="14" w15:restartNumberingAfterBreak="0">
+    <w:nsid w:val="42CC517C"/>
+    <w:multiLevelType w:val="multilevel"/>
+    <w:tmpl w:val="0419001F"/>
+    <w:lvl w:ilvl="0">
+      <w:start w:val="1"/>
+      <w:numFmt w:val="decimal"/>
+      <w:lvlText w:val="%1."/>
+      <w:lvlJc w:val="left"/>
+      <w:pPr>
+        <w:ind w:left="360" w:hanging="360"/>
+      </w:pPr>
+    </w:lvl>
+    <w:lvl w:ilvl="1">
+      <w:start w:val="1"/>
+      <w:numFmt w:val="decimal"/>
+      <w:lvlText w:val="%1.%2."/>
+      <w:lvlJc w:val="left"/>
+      <w:pPr>
+        <w:ind w:left="792" w:hanging="432"/>
+      </w:pPr>
+    </w:lvl>
+    <w:lvl w:ilvl="2">
+      <w:start w:val="1"/>
+      <w:numFmt w:val="decimal"/>
+      <w:lvlText w:val="%1.%2.%3."/>
+      <w:lvlJc w:val="left"/>
+      <w:pPr>
+        <w:ind w:left="1224" w:hanging="504"/>
+      </w:pPr>
+    </w:lvl>
+    <w:lvl w:ilvl="3">
+      <w:start w:val="1"/>
+      <w:numFmt w:val="decimal"/>
+      <w:lvlText w:val="%1.%2.%3.%4."/>
+      <w:lvlJc w:val="left"/>
+      <w:pPr>
+        <w:ind w:left="1728" w:hanging="648"/>
+      </w:pPr>
+    </w:lvl>
+    <w:lvl w:ilvl="4">
+      <w:start w:val="1"/>
+      <w:numFmt w:val="decimal"/>
+      <w:lvlText w:val="%1.%2.%3.%4.%5."/>
+      <w:lvlJc w:val="left"/>
+      <w:pPr>
+        <w:ind w:left="2232" w:hanging="792"/>
+      </w:pPr>
+    </w:lvl>
+    <w:lvl w:ilvl="5">
+      <w:start w:val="1"/>
+      <w:numFmt w:val="decimal"/>
+      <w:lvlText w:val="%1.%2.%3.%4.%5.%6."/>
+      <w:lvlJc w:val="left"/>
+      <w:pPr>
+        <w:ind w:left="2736" w:hanging="936"/>
+      </w:pPr>
+    </w:lvl>
+    <w:lvl w:ilvl="6">
+      <w:start w:val="1"/>
+      <w:numFmt w:val="decimal"/>
+      <w:lvlText w:val="%1.%2.%3.%4.%5.%6.%7."/>
+      <w:lvlJc w:val="left"/>
+      <w:pPr>
+        <w:ind w:left="3240" w:hanging="1080"/>
+      </w:pPr>
+    </w:lvl>
+    <w:lvl w:ilvl="7">
+      <w:start w:val="1"/>
+      <w:numFmt w:val="decimal"/>
+      <w:lvlText w:val="%1.%2.%3.%4.%5.%6.%7.%8."/>
+      <w:lvlJc w:val="left"/>
+      <w:pPr>
+        <w:ind w:left="3744" w:hanging="1224"/>
+      </w:pPr>
+    </w:lvl>
+    <w:lvl w:ilvl="8">
+      <w:start w:val="1"/>
+      <w:numFmt w:val="decimal"/>
+      <w:lvlText w:val="%1.%2.%3.%4.%5.%6.%7.%8.%9."/>
+      <w:lvlJc w:val="left"/>
+      <w:pPr>
+        <w:ind w:left="4320" w:hanging="1440"/>
+      </w:pPr>
+    </w:lvl>
+  </w:abstractNum>
+  <w:abstractNum w:abstractNumId="15" w15:restartNumberingAfterBreak="0">
     <w:nsid w:val="4D27167A"/>
     <w:multiLevelType w:val="multilevel"/>
     <w:tmpl w:val="5C1C303A"/>
@@ -5919,7 +6351,7 @@
       </w:pPr>
     </w:lvl>
   </w:abstractNum>
-  <w:abstractNum w:abstractNumId="14" w15:restartNumberingAfterBreak="0">
+  <w:abstractNum w:abstractNumId="16" w15:restartNumberingAfterBreak="0">
     <w:nsid w:val="4DC003D3"/>
     <w:multiLevelType w:val="hybridMultilevel"/>
     <w:tmpl w:val="C3A05A7E"/>
@@ -6032,7 +6464,7 @@
       </w:rPr>
     </w:lvl>
   </w:abstractNum>
-  <w:abstractNum w:abstractNumId="15" w15:restartNumberingAfterBreak="0">
+  <w:abstractNum w:abstractNumId="17" w15:restartNumberingAfterBreak="0">
     <w:nsid w:val="551F4778"/>
     <w:multiLevelType w:val="hybridMultilevel"/>
     <w:tmpl w:val="D0722090"/>
@@ -6118,7 +6550,7 @@
       </w:pPr>
     </w:lvl>
   </w:abstractNum>
-  <w:abstractNum w:abstractNumId="16" w15:restartNumberingAfterBreak="0">
+  <w:abstractNum w:abstractNumId="18" w15:restartNumberingAfterBreak="0">
     <w:nsid w:val="557A6661"/>
     <w:multiLevelType w:val="hybridMultilevel"/>
     <w:tmpl w:val="56E02B06"/>
@@ -6231,7 +6663,7 @@
       </w:rPr>
     </w:lvl>
   </w:abstractNum>
-  <w:abstractNum w:abstractNumId="17" w15:restartNumberingAfterBreak="0">
+  <w:abstractNum w:abstractNumId="19" w15:restartNumberingAfterBreak="0">
     <w:nsid w:val="5A5C4889"/>
     <w:multiLevelType w:val="hybridMultilevel"/>
     <w:tmpl w:val="D3C84798"/>
@@ -6344,7 +6776,7 @@
       </w:rPr>
     </w:lvl>
   </w:abstractNum>
-  <w:abstractNum w:abstractNumId="18" w15:restartNumberingAfterBreak="0">
+  <w:abstractNum w:abstractNumId="20" w15:restartNumberingAfterBreak="0">
     <w:nsid w:val="62884BA2"/>
     <w:multiLevelType w:val="multilevel"/>
     <w:tmpl w:val="0419001F"/>
@@ -6363,7 +6795,7 @@
       <w:lvlText w:val="%1.%2."/>
       <w:lvlJc w:val="left"/>
       <w:pPr>
-        <w:ind w:left="792" w:hanging="432"/>
+        <w:ind w:left="858" w:hanging="432"/>
       </w:pPr>
     </w:lvl>
     <w:lvl w:ilvl="2">
@@ -6430,7 +6862,7 @@
       </w:pPr>
     </w:lvl>
   </w:abstractNum>
-  <w:abstractNum w:abstractNumId="19" w15:restartNumberingAfterBreak="0">
+  <w:abstractNum w:abstractNumId="21" w15:restartNumberingAfterBreak="0">
     <w:nsid w:val="6D1622AF"/>
     <w:multiLevelType w:val="multilevel"/>
     <w:tmpl w:val="E4CC292E"/>
@@ -6519,7 +6951,7 @@
       </w:pPr>
     </w:lvl>
   </w:abstractNum>
-  <w:abstractNum w:abstractNumId="20" w15:restartNumberingAfterBreak="0">
+  <w:abstractNum w:abstractNumId="22" w15:restartNumberingAfterBreak="0">
     <w:nsid w:val="71C67D4C"/>
     <w:multiLevelType w:val="hybridMultilevel"/>
     <w:tmpl w:val="40569072"/>
@@ -6632,7 +7064,7 @@
       </w:rPr>
     </w:lvl>
   </w:abstractNum>
-  <w:abstractNum w:abstractNumId="21" w15:restartNumberingAfterBreak="0">
+  <w:abstractNum w:abstractNumId="23" w15:restartNumberingAfterBreak="0">
     <w:nsid w:val="738F1014"/>
     <w:multiLevelType w:val="multilevel"/>
     <w:tmpl w:val="E4CC292E"/>
@@ -6721,7 +7153,7 @@
       </w:pPr>
     </w:lvl>
   </w:abstractNum>
-  <w:abstractNum w:abstractNumId="22" w15:restartNumberingAfterBreak="0">
+  <w:abstractNum w:abstractNumId="24" w15:restartNumberingAfterBreak="0">
     <w:nsid w:val="797E21F2"/>
     <w:multiLevelType w:val="hybridMultilevel"/>
     <w:tmpl w:val="D0722090"/>
@@ -6807,7 +7239,7 @@
       </w:pPr>
     </w:lvl>
   </w:abstractNum>
-  <w:abstractNum w:abstractNumId="23" w15:restartNumberingAfterBreak="0">
+  <w:abstractNum w:abstractNumId="25" w15:restartNumberingAfterBreak="0">
     <w:nsid w:val="79DF3E01"/>
     <w:multiLevelType w:val="multilevel"/>
     <w:tmpl w:val="DD8AA6E6"/>
@@ -6920,7 +7352,7 @@
       </w:pPr>
     </w:lvl>
   </w:abstractNum>
-  <w:abstractNum w:abstractNumId="24" w15:restartNumberingAfterBreak="0">
+  <w:abstractNum w:abstractNumId="26" w15:restartNumberingAfterBreak="0">
     <w:nsid w:val="7D9A421F"/>
     <w:multiLevelType w:val="multilevel"/>
     <w:tmpl w:val="0419001F"/>
@@ -7007,22 +7439,22 @@
     </w:lvl>
   </w:abstractNum>
   <w:num w:numId="1" w16cid:durableId="911545219">
-    <w:abstractNumId w:val="23"/>
+    <w:abstractNumId w:val="25"/>
   </w:num>
   <w:num w:numId="2" w16cid:durableId="1192649099">
     <w:abstractNumId w:val="0"/>
   </w:num>
   <w:num w:numId="3" w16cid:durableId="1224677330">
-    <w:abstractNumId w:val="24"/>
+    <w:abstractNumId w:val="26"/>
   </w:num>
   <w:num w:numId="4" w16cid:durableId="255329307">
     <w:abstractNumId w:val="9"/>
   </w:num>
   <w:num w:numId="5" w16cid:durableId="584875385">
-    <w:abstractNumId w:val="14"/>
+    <w:abstractNumId w:val="16"/>
   </w:num>
   <w:num w:numId="6" w16cid:durableId="1277635565">
-    <w:abstractNumId w:val="18"/>
+    <w:abstractNumId w:val="20"/>
   </w:num>
   <w:num w:numId="7" w16cid:durableId="754975931">
     <w:abstractNumId w:val="11"/>
@@ -7031,10 +7463,10 @@
     <w:abstractNumId w:val="4"/>
   </w:num>
   <w:num w:numId="9" w16cid:durableId="989754461">
-    <w:abstractNumId w:val="20"/>
+    <w:abstractNumId w:val="22"/>
   </w:num>
   <w:num w:numId="10" w16cid:durableId="1898854976">
-    <w:abstractNumId w:val="22"/>
+    <w:abstractNumId w:val="24"/>
   </w:num>
   <w:num w:numId="11" w16cid:durableId="2101945161">
     <w:abstractNumId w:val="10"/>
@@ -7043,7 +7475,7 @@
     <w:abstractNumId w:val="7"/>
   </w:num>
   <w:num w:numId="13" w16cid:durableId="223220434">
-    <w:abstractNumId w:val="15"/>
+    <w:abstractNumId w:val="17"/>
   </w:num>
   <w:num w:numId="14" w16cid:durableId="1970164856">
     <w:abstractNumId w:val="2"/>
@@ -7052,34 +7484,40 @@
     <w:abstractNumId w:val="1"/>
   </w:num>
   <w:num w:numId="16" w16cid:durableId="1310475584">
-    <w:abstractNumId w:val="17"/>
+    <w:abstractNumId w:val="19"/>
   </w:num>
   <w:num w:numId="17" w16cid:durableId="1376393931">
     <w:abstractNumId w:val="8"/>
   </w:num>
   <w:num w:numId="18" w16cid:durableId="493380373">
-    <w:abstractNumId w:val="16"/>
+    <w:abstractNumId w:val="18"/>
   </w:num>
   <w:num w:numId="19" w16cid:durableId="413091905">
     <w:abstractNumId w:val="3"/>
   </w:num>
   <w:num w:numId="20" w16cid:durableId="297105024">
-    <w:abstractNumId w:val="13"/>
+    <w:abstractNumId w:val="15"/>
   </w:num>
   <w:num w:numId="21" w16cid:durableId="1345015946">
-    <w:abstractNumId w:val="19"/>
+    <w:abstractNumId w:val="21"/>
   </w:num>
   <w:num w:numId="22" w16cid:durableId="135415201">
-    <w:abstractNumId w:val="21"/>
+    <w:abstractNumId w:val="23"/>
   </w:num>
   <w:num w:numId="23" w16cid:durableId="1418400822">
     <w:abstractNumId w:val="5"/>
   </w:num>
   <w:num w:numId="24" w16cid:durableId="736902049">
-    <w:abstractNumId w:val="12"/>
+    <w:abstractNumId w:val="13"/>
   </w:num>
   <w:num w:numId="25" w16cid:durableId="1577787327">
     <w:abstractNumId w:val="6"/>
+  </w:num>
+  <w:num w:numId="26" w16cid:durableId="2105372235">
+    <w:abstractNumId w:val="14"/>
+  </w:num>
+  <w:num w:numId="27" w16cid:durableId="329718743">
+    <w:abstractNumId w:val="12"/>
   </w:num>
 </w:numbering>
 </file>
@@ -7518,9 +7956,6 @@
     <w:pPr>
       <w:keepNext/>
       <w:keepLines/>
-      <w:numPr>
-        <w:numId w:val="25"/>
-      </w:numPr>
       <w:spacing w:after="0" w:line="360" w:lineRule="auto"/>
       <w:jc w:val="both"/>
       <w:outlineLvl w:val="1"/>
@@ -7689,6 +8124,7 @@
   <w:style w:type="character" w:default="1" w:styleId="a0">
     <w:name w:val="Default Paragraph Font"/>
     <w:uiPriority w:val="1"/>
+    <w:semiHidden/>
     <w:unhideWhenUsed/>
   </w:style>
   <w:style w:type="table" w:default="1" w:styleId="a1">

--- a/ТЗ_помощник совместных покупок.docx
+++ b/ТЗ_помощник совместных покупок.docx
@@ -2446,6 +2446,7 @@
           <w:sz w:val="28"/>
           <w:szCs w:val="28"/>
         </w:rPr>
+        <w:lastRenderedPageBreak/>
         <w:t>Расчёт стоимости для каждого участника</w:t>
       </w:r>
     </w:p>
@@ -2494,7 +2495,6 @@
           <w:sz w:val="28"/>
           <w:szCs w:val="28"/>
         </w:rPr>
-        <w:lastRenderedPageBreak/>
         <w:t>Хранение истории покупок</w:t>
       </w:r>
     </w:p>
@@ -2754,6 +2754,75 @@
     </w:p>
     <w:p>
       <w:pPr>
+        <w:pStyle w:val="a7"/>
+        <w:numPr>
+          <w:ilvl w:val="0"/>
+          <w:numId w:val="7"/>
+        </w:numPr>
+        <w:spacing w:after="0" w:line="360" w:lineRule="auto"/>
+        <w:ind w:left="0" w:firstLine="709"/>
+        <w:jc w:val="both"/>
+        <w:rPr>
+          <w:rFonts w:ascii="Times New Roman" w:eastAsiaTheme="majorEastAsia" w:hAnsi="Times New Roman" w:cs="Times New Roman"/>
+          <w:sz w:val="28"/>
+          <w:szCs w:val="28"/>
+        </w:rPr>
+      </w:pPr>
+      <w:r>
+        <w:rPr>
+          <w:rFonts w:ascii="Times New Roman" w:eastAsiaTheme="majorEastAsia" w:hAnsi="Times New Roman" w:cs="Times New Roman"/>
+          <w:sz w:val="28"/>
+          <w:szCs w:val="28"/>
+        </w:rPr>
+        <w:t xml:space="preserve">Кроссплатформенность (поддержка </w:t>
+      </w:r>
+      <w:proofErr w:type="spellStart"/>
+      <w:r>
+        <w:rPr>
+          <w:rFonts w:ascii="Times New Roman" w:eastAsiaTheme="majorEastAsia" w:hAnsi="Times New Roman" w:cs="Times New Roman"/>
+          <w:sz w:val="28"/>
+          <w:szCs w:val="28"/>
+          <w:lang w:val="en-US"/>
+        </w:rPr>
+        <w:t>ios</w:t>
+      </w:r>
+      <w:proofErr w:type="spellEnd"/>
+      <w:r>
+        <w:rPr>
+          <w:rFonts w:ascii="Times New Roman" w:eastAsiaTheme="majorEastAsia" w:hAnsi="Times New Roman" w:cs="Times New Roman"/>
+          <w:sz w:val="28"/>
+          <w:szCs w:val="28"/>
+        </w:rPr>
+        <w:t xml:space="preserve"> </w:t>
+      </w:r>
+      <w:r>
+        <w:rPr>
+          <w:rFonts w:ascii="Times New Roman" w:eastAsiaTheme="majorEastAsia" w:hAnsi="Times New Roman" w:cs="Times New Roman"/>
+          <w:sz w:val="28"/>
+          <w:szCs w:val="28"/>
+        </w:rPr>
+        <w:t xml:space="preserve">и </w:t>
+      </w:r>
+      <w:r>
+        <w:rPr>
+          <w:rFonts w:ascii="Times New Roman" w:eastAsiaTheme="majorEastAsia" w:hAnsi="Times New Roman" w:cs="Times New Roman"/>
+          <w:sz w:val="28"/>
+          <w:szCs w:val="28"/>
+          <w:lang w:val="en-US"/>
+        </w:rPr>
+        <w:t>android</w:t>
+      </w:r>
+      <w:r>
+        <w:rPr>
+          <w:rFonts w:ascii="Times New Roman" w:eastAsiaTheme="majorEastAsia" w:hAnsi="Times New Roman" w:cs="Times New Roman"/>
+          <w:sz w:val="28"/>
+          <w:szCs w:val="28"/>
+        </w:rPr>
+        <w:t>)</w:t>
+      </w:r>
+    </w:p>
+    <w:p>
+      <w:pPr>
         <w:spacing w:after="0" w:line="360" w:lineRule="auto"/>
         <w:ind w:firstLine="709"/>
         <w:jc w:val="both"/>
@@ -3107,6 +3176,7 @@
           <w:sz w:val="28"/>
           <w:szCs w:val="28"/>
         </w:rPr>
+        <w:lastRenderedPageBreak/>
         <w:t>Сбор и обработка данных с фотографии</w:t>
       </w:r>
     </w:p>
@@ -3215,7 +3285,6 @@
           <w:sz w:val="28"/>
           <w:szCs w:val="28"/>
         </w:rPr>
-        <w:lastRenderedPageBreak/>
         <w:t>Требования к видам обеспечения</w:t>
       </w:r>
     </w:p>
@@ -3833,6 +3902,7 @@
           <w:sz w:val="28"/>
           <w:szCs w:val="28"/>
         </w:rPr>
+        <w:lastRenderedPageBreak/>
         <w:t>Техническое задание.</w:t>
       </w:r>
     </w:p>
@@ -3953,7 +4023,6 @@
           <w:sz w:val="28"/>
           <w:szCs w:val="28"/>
         </w:rPr>
-        <w:lastRenderedPageBreak/>
         <w:t>Система соответствует требованиям</w:t>
       </w:r>
       <w:r>
@@ -4461,6 +4530,7 @@
           <w:sz w:val="28"/>
           <w:szCs w:val="28"/>
         </w:rPr>
+        <w:lastRenderedPageBreak/>
         <w:t>Документы должны быть структурированы, пронумерованы, иметь оглавление.</w:t>
       </w:r>
     </w:p>
@@ -4678,7 +4748,6 @@
         <w:docPartUnique/>
       </w:docPartObj>
     </w:sdtPr>
-    <w:sdtEndPr/>
     <w:sdtContent>
       <w:p>
         <w:pPr>
